--- a/homework/第四周作业.docx
+++ b/homework/第四周作业.docx
@@ -8,6 +8,7 @@
       </w:pPr>
       <w:r>
         <w:rPr>
+          <w:bCs/>
           <w:b/>
         </w:rPr>
         <w:t xml:space="preserve">计算机控制系统设计与实践</w:t>
@@ -17,6 +18,7 @@
       </w:r>
       <w:r>
         <w:rPr>
+          <w:bCs/>
           <w:b/>
         </w:rPr>
         <w:t xml:space="preserve">第四周作业</w:t>
@@ -25,12 +27,19 @@
     <w:tbl>
       <w:tblPr>
         <w:tblStyle w:val="Table"/>
-        <w:tblW w:type="pct" w:w="0.0"/>
-        <w:tblLook w:firstRow="0"/>
+        <w:tblW w:type="auto" w:w="0"/>
+        <w:tblLook w:firstRow="0" w:lastRow="0" w:firstColumn="0" w:lastColumn="0" w:noHBand="0" w:noVBand="0" w:val="0000"/>
+        <w:jc w:val="start"/>
       </w:tblPr>
-      <w:tblGrid/>
+      <w:tblGrid>
+        <w:gridCol w:w="1980"/>
+        <w:gridCol w:w="1980"/>
+        <w:gridCol w:w="1980"/>
+        <w:gridCol w:w="1980"/>
+      </w:tblGrid>
       <w:tr>
         <w:tc>
+          <w:tcPr/>
           <w:p>
             <w:pPr>
               <w:pStyle w:val="Compact"/>
@@ -42,9 +51,15 @@
           </w:p>
         </w:tc>
         <w:tc>
-          <w:p/>
+          <w:tcPr/>
+          <w:p>
+            <w:pPr>
+              <w:pStyle w:val="Compact"/>
+            </w:pPr>
+          </w:p>
         </w:tc>
         <w:tc>
+          <w:tcPr/>
           <w:p>
             <w:pPr>
               <w:pStyle w:val="Compact"/>
@@ -56,11 +71,17 @@
           </w:p>
         </w:tc>
         <w:tc>
-          <w:p/>
+          <w:tcPr/>
+          <w:p>
+            <w:pPr>
+              <w:pStyle w:val="Compact"/>
+            </w:pPr>
+          </w:p>
         </w:tc>
       </w:tr>
       <w:tr>
         <w:tc>
+          <w:tcPr/>
           <w:p>
             <w:pPr>
               <w:pStyle w:val="Compact"/>
@@ -72,9 +93,15 @@
           </w:p>
         </w:tc>
         <w:tc>
-          <w:p/>
+          <w:tcPr/>
+          <w:p>
+            <w:pPr>
+              <w:pStyle w:val="Compact"/>
+            </w:pPr>
+          </w:p>
         </w:tc>
         <w:tc>
+          <w:tcPr/>
           <w:p>
             <w:pPr>
               <w:pStyle w:val="Compact"/>
@@ -86,7 +113,12 @@
           </w:p>
         </w:tc>
         <w:tc>
-          <w:p/>
+          <w:tcPr/>
+          <w:p>
+            <w:pPr>
+              <w:pStyle w:val="Compact"/>
+            </w:pPr>
+          </w:p>
         </w:tc>
       </w:tr>
     </w:tbl>
@@ -97,37 +129,35 @@
         </w:pict>
       </w:r>
     </w:p>
+    <w:bookmarkStart w:id="25" w:name="用后向差分法推导控制算法的离散化表达式"/>
     <w:p>
       <w:pPr>
         <w:pStyle w:val="Heading1"/>
       </w:pPr>
-      <w:bookmarkStart w:id="20" w:name="用后向差分法推导控制算法的离散化表达式"/>
       <w:r>
         <w:t xml:space="preserve">用后向差分法推导控制算法的离散化表达式</w:t>
       </w:r>
-      <w:bookmarkEnd w:id="20"/>
+    </w:p>
+    <w:bookmarkStart w:id="20" w:name="题目"/>
+    <w:p>
+      <w:pPr>
+        <w:pStyle w:val="Heading2"/>
+      </w:pPr>
+      <w:r>
+        <w:t xml:space="preserve">题目</w:t>
+      </w:r>
     </w:p>
     <w:p>
       <w:pPr>
-        <w:pStyle w:val="Heading2"/>
-      </w:pPr>
-      <w:bookmarkStart w:id="21" w:name="题目"/>
-      <w:r>
-        <w:t xml:space="preserve">题目</w:t>
-      </w:r>
-      <w:bookmarkEnd w:id="21"/>
+        <w:pStyle w:val="FirstParagraph"/>
+      </w:pPr>
+      <w:r>
+        <w:t xml:space="preserve">已知连续控制算法的传递函数</w:t>
+      </w:r>
     </w:p>
     <w:p>
       <w:pPr>
-        <w:pStyle w:val="FirstParagraph"/>
-      </w:pPr>
-      <w:r>
-        <w:t xml:space="preserve">已知连续控制算法的传递函数</w:t>
-      </w:r>
-    </w:p>
-    <w:p>
-      <w:pPr>
-        <w:pStyle w:val="TextBody"/>
+        <w:pStyle w:val="BodyText"/>
       </w:pPr>
       <m:oMathPara>
         <m:oMathParaPr>
@@ -137,16 +167,23 @@
           <m:r>
             <m:t>G</m:t>
           </m:r>
-          <m:r>
-            <m:t>(</m:t>
-          </m:r>
-          <m:r>
-            <m:t>s</m:t>
-          </m:r>
-          <m:r>
-            <m:t>)</m:t>
-          </m:r>
-          <m:r>
+          <m:d>
+            <m:dPr>
+              <m:begChr m:val="("/>
+              <m:endChr m:val=")"/>
+              <m:sepChr m:val=""/>
+              <m:grow/>
+            </m:dPr>
+            <m:e>
+              <m:r>
+                <m:t>s</m:t>
+              </m:r>
+            </m:e>
+          </m:d>
+          <m:r>
+            <m:rPr>
+              <m:sty m:val="p"/>
+            </m:rPr>
             <m:t>=</m:t>
           </m:r>
           <m:f>
@@ -157,32 +194,43 @@
               <m:r>
                 <m:t>Y</m:t>
               </m:r>
-              <m:r>
-                <m:t>(</m:t>
-              </m:r>
-              <m:r>
-                <m:t>s</m:t>
-              </m:r>
-              <m:r>
-                <m:t>)</m:t>
-              </m:r>
+              <m:d>
+                <m:dPr>
+                  <m:begChr m:val="("/>
+                  <m:endChr m:val=")"/>
+                  <m:sepChr m:val=""/>
+                  <m:grow/>
+                </m:dPr>
+                <m:e>
+                  <m:r>
+                    <m:t>s</m:t>
+                  </m:r>
+                </m:e>
+              </m:d>
             </m:num>
             <m:den>
               <m:r>
                 <m:t>X</m:t>
               </m:r>
-              <m:r>
-                <m:t>(</m:t>
-              </m:r>
-              <m:r>
-                <m:t>s</m:t>
-              </m:r>
-              <m:r>
-                <m:t>)</m:t>
-              </m:r>
+              <m:d>
+                <m:dPr>
+                  <m:begChr m:val="("/>
+                  <m:endChr m:val=")"/>
+                  <m:sepChr m:val=""/>
+                  <m:grow/>
+                </m:dPr>
+                <m:e>
+                  <m:r>
+                    <m:t>s</m:t>
+                  </m:r>
+                </m:e>
+              </m:d>
             </m:den>
           </m:f>
           <m:r>
+            <m:rPr>
+              <m:sty m:val="p"/>
+            </m:rPr>
             <m:t>=</m:t>
           </m:r>
           <m:f>
@@ -197,6 +245,7 @@
                 <m:dPr>
                   <m:begChr m:val="("/>
                   <m:endChr m:val=")"/>
+                  <m:sepChr m:val=""/>
                   <m:grow/>
                 </m:dPr>
                 <m:e>
@@ -204,6 +253,9 @@
                     <m:t>1</m:t>
                   </m:r>
                   <m:r>
+                    <m:rPr>
+                      <m:sty m:val="p"/>
+                    </m:rPr>
                     <m:t>+</m:t>
                   </m:r>
                   <m:f>
@@ -225,6 +277,9 @@
                     </m:den>
                   </m:f>
                   <m:r>
+                    <m:rPr>
+                      <m:sty m:val="p"/>
+                    </m:rPr>
                     <m:t>+</m:t>
                   </m:r>
                   <m:r>
@@ -241,6 +296,9 @@
                 <m:t>1</m:t>
               </m:r>
               <m:r>
+                <m:rPr>
+                  <m:sty m:val="p"/>
+                </m:rPr>
                 <m:t>+</m:t>
               </m:r>
               <m:r>
@@ -252,6 +310,9 @@
             </m:den>
           </m:f>
           <m:r>
+            <m:rPr>
+              <m:sty m:val="p"/>
+            </m:rPr>
             <m:t>,</m:t>
           </m:r>
           <m:r>
@@ -277,6 +338,9 @@
             </m:sub>
           </m:sSub>
           <m:r>
+            <m:rPr>
+              <m:sty m:val="p"/>
+            </m:rPr>
             <m:t>=</m:t>
           </m:r>
           <m:r>
@@ -292,6 +356,9 @@
             <m:t>s</m:t>
           </m:r>
           <m:r>
+            <m:rPr>
+              <m:sty m:val="p"/>
+            </m:rPr>
             <m:t>,</m:t>
           </m:r>
         </m:oMath>
@@ -306,6 +373,7 @@
       </w:r>
       <w:r>
         <w:rPr>
+          <w:bCs/>
           <w:b/>
         </w:rPr>
         <w:t xml:space="preserve">后向差分</w:t>
@@ -314,15 +382,15 @@
         <w:t xml:space="preserve">（向后差分）法推导其离散化表达式（差分方程）。</w:t>
       </w:r>
     </w:p>
+    <w:bookmarkEnd w:id="20"/>
+    <w:bookmarkStart w:id="21" w:name="连续传递函数的整理"/>
     <w:p>
       <w:pPr>
         <w:pStyle w:val="Heading2"/>
       </w:pPr>
-      <w:bookmarkStart w:id="22" w:name="连续传递函数的整理"/>
       <w:r>
         <w:t xml:space="preserve">连续传递函数的整理</w:t>
       </w:r>
-      <w:bookmarkEnd w:id="22"/>
     </w:p>
     <w:p>
       <w:pPr>
@@ -339,6 +407,7 @@
           <m:dPr>
             <m:begChr m:val="("/>
             <m:endChr m:val=")"/>
+            <m:sepChr m:val=""/>
             <m:grow/>
           </m:dPr>
           <m:e>
@@ -346,6 +415,9 @@
               <m:t>1</m:t>
             </m:r>
             <m:r>
+              <m:rPr>
+                <m:sty m:val="p"/>
+              </m:rPr>
               <m:t>+</m:t>
             </m:r>
             <m:f>
@@ -367,6 +439,9 @@
               </m:den>
             </m:f>
             <m:r>
+              <m:rPr>
+                <m:sty m:val="p"/>
+              </m:rPr>
               <m:t>+</m:t>
             </m:r>
             <m:r>
@@ -404,6 +479,7 @@
           <m:dPr>
             <m:begChr m:val="("/>
             <m:endChr m:val=")"/>
+            <m:sepChr m:val=""/>
             <m:grow/>
           </m:dPr>
           <m:e>
@@ -411,6 +487,9 @@
               <m:t>1</m:t>
             </m:r>
             <m:r>
+              <m:rPr>
+                <m:sty m:val="p"/>
+              </m:rPr>
               <m:t>+</m:t>
             </m:r>
             <m:f>
@@ -441,6 +520,9 @@
               </m:den>
             </m:f>
             <m:r>
+              <m:rPr>
+                <m:sty m:val="p"/>
+              </m:rPr>
               <m:t>+</m:t>
             </m:r>
             <m:sSub>
@@ -484,6 +566,9 @@
           </m:sub>
         </m:sSub>
         <m:r>
+          <m:rPr>
+            <m:sty m:val="p"/>
+          </m:rPr>
           <m:t>=</m:t>
         </m:r>
         <m:r>
@@ -510,6 +595,9 @@
           </m:sub>
         </m:sSub>
         <m:r>
+          <m:rPr>
+            <m:sty m:val="p"/>
+          </m:rPr>
           <m:t>=</m:t>
         </m:r>
         <m:r>
@@ -536,6 +624,9 @@
           </m:sub>
         </m:sSub>
         <m:r>
+          <m:rPr>
+            <m:sty m:val="p"/>
+          </m:rPr>
           <m:t>=</m:t>
         </m:r>
         <m:r>
@@ -563,6 +654,9 @@
               <m:t>1</m:t>
             </m:r>
             <m:r>
+              <m:rPr>
+                <m:sty m:val="p"/>
+              </m:rPr>
               <m:t>+</m:t>
             </m:r>
             <m:r>
@@ -583,7 +677,7 @@
     </w:p>
     <w:p>
       <w:pPr>
-        <w:pStyle w:val="TextBody"/>
+        <w:pStyle w:val="BodyText"/>
       </w:pPr>
       <m:oMathPara>
         <m:oMathParaPr>
@@ -593,16 +687,23 @@
           <m:r>
             <m:t>G</m:t>
           </m:r>
-          <m:r>
-            <m:t>(</m:t>
-          </m:r>
-          <m:r>
-            <m:t>s</m:t>
-          </m:r>
-          <m:r>
-            <m:t>)</m:t>
-          </m:r>
-          <m:r>
+          <m:d>
+            <m:dPr>
+              <m:begChr m:val="("/>
+              <m:endChr m:val=")"/>
+              <m:sepChr m:val=""/>
+              <m:grow/>
+            </m:dPr>
+            <m:e>
+              <m:r>
+                <m:t>s</m:t>
+              </m:r>
+            </m:e>
+          </m:d>
+          <m:r>
+            <m:rPr>
+              <m:sty m:val="p"/>
+            </m:rPr>
             <m:t>=</m:t>
           </m:r>
           <m:f>
@@ -614,6 +715,9 @@
                 <m:t>2</m:t>
               </m:r>
               <m:r>
+                <m:rPr>
+                  <m:sty m:val="p"/>
+                </m:rPr>
                 <m:t>+</m:t>
               </m:r>
               <m:f>
@@ -632,6 +736,9 @@
                 </m:den>
               </m:f>
               <m:r>
+                <m:rPr>
+                  <m:sty m:val="p"/>
+                </m:rPr>
                 <m:t>+</m:t>
               </m:r>
               <m:r>
@@ -646,6 +753,9 @@
                 <m:t>1</m:t>
               </m:r>
               <m:r>
+                <m:rPr>
+                  <m:sty m:val="p"/>
+                </m:rPr>
                 <m:t>+</m:t>
               </m:r>
               <m:r>
@@ -657,6 +767,9 @@
             </m:den>
           </m:f>
           <m:r>
+            <m:rPr>
+              <m:sty m:val="p"/>
+            </m:rPr>
             <m:t>.</m:t>
           </m:r>
         </m:oMath>
@@ -697,7 +810,7 @@
     </w:p>
     <w:p>
       <w:pPr>
-        <w:pStyle w:val="TextBody"/>
+        <w:pStyle w:val="BodyText"/>
       </w:pPr>
       <m:oMathPara>
         <m:oMathParaPr>
@@ -707,16 +820,23 @@
           <m:r>
             <m:t>G</m:t>
           </m:r>
-          <m:r>
-            <m:t>(</m:t>
-          </m:r>
-          <m:r>
-            <m:t>s</m:t>
-          </m:r>
-          <m:r>
-            <m:t>)</m:t>
-          </m:r>
-          <m:r>
+          <m:d>
+            <m:dPr>
+              <m:begChr m:val="("/>
+              <m:endChr m:val=")"/>
+              <m:sepChr m:val=""/>
+              <m:grow/>
+            </m:dPr>
+            <m:e>
+              <m:r>
+                <m:t>s</m:t>
+              </m:r>
+            </m:e>
+          </m:d>
+          <m:r>
+            <m:rPr>
+              <m:sty m:val="p"/>
+            </m:rPr>
             <m:t>=</m:t>
           </m:r>
           <m:f>
@@ -727,32 +847,43 @@
               <m:r>
                 <m:t>Y</m:t>
               </m:r>
-              <m:r>
-                <m:t>(</m:t>
-              </m:r>
-              <m:r>
-                <m:t>s</m:t>
-              </m:r>
-              <m:r>
-                <m:t>)</m:t>
-              </m:r>
+              <m:d>
+                <m:dPr>
+                  <m:begChr m:val="("/>
+                  <m:endChr m:val=")"/>
+                  <m:sepChr m:val=""/>
+                  <m:grow/>
+                </m:dPr>
+                <m:e>
+                  <m:r>
+                    <m:t>s</m:t>
+                  </m:r>
+                </m:e>
+              </m:d>
             </m:num>
             <m:den>
               <m:r>
                 <m:t>X</m:t>
               </m:r>
-              <m:r>
-                <m:t>(</m:t>
-              </m:r>
-              <m:r>
-                <m:t>s</m:t>
-              </m:r>
-              <m:r>
-                <m:t>)</m:t>
-              </m:r>
+              <m:d>
+                <m:dPr>
+                  <m:begChr m:val="("/>
+                  <m:endChr m:val=")"/>
+                  <m:sepChr m:val=""/>
+                  <m:grow/>
+                </m:dPr>
+                <m:e>
+                  <m:r>
+                    <m:t>s</m:t>
+                  </m:r>
+                </m:e>
+              </m:d>
             </m:den>
           </m:f>
           <m:r>
+            <m:rPr>
+              <m:sty m:val="p"/>
+            </m:rPr>
             <m:t>=</m:t>
           </m:r>
           <m:f>
@@ -776,6 +907,9 @@
                 </m:sup>
               </m:sSup>
               <m:r>
+                <m:rPr>
+                  <m:sty m:val="p"/>
+                </m:rPr>
                 <m:t>+</m:t>
               </m:r>
               <m:r>
@@ -785,6 +919,9 @@
                 <m:t>s</m:t>
               </m:r>
               <m:r>
+                <m:rPr>
+                  <m:sty m:val="p"/>
+                </m:rPr>
                 <m:t>+</m:t>
               </m:r>
               <m:r>
@@ -808,6 +945,9 @@
                 </m:sup>
               </m:sSup>
               <m:r>
+                <m:rPr>
+                  <m:sty m:val="p"/>
+                </m:rPr>
                 <m:t>+</m:t>
               </m:r>
               <m:r>
@@ -816,20 +956,23 @@
             </m:den>
           </m:f>
           <m:r>
+            <m:rPr>
+              <m:sty m:val="p"/>
+            </m:rPr>
             <m:t>.</m:t>
           </m:r>
         </m:oMath>
       </m:oMathPara>
     </w:p>
+    <w:bookmarkEnd w:id="21"/>
+    <w:bookmarkStart w:id="22" w:name="后向差分变换"/>
     <w:p>
       <w:pPr>
         <w:pStyle w:val="Heading2"/>
       </w:pPr>
-      <w:bookmarkStart w:id="23" w:name="后向差分变换"/>
       <w:r>
         <w:t xml:space="preserve">后向差分变换</w:t>
       </w:r>
-      <w:bookmarkEnd w:id="23"/>
     </w:p>
     <w:p>
       <w:pPr>
@@ -841,7 +984,7 @@
     </w:p>
     <w:p>
       <w:pPr>
-        <w:pStyle w:val="TextBody"/>
+        <w:pStyle w:val="BodyText"/>
       </w:pPr>
       <m:oMathPara>
         <m:oMathParaPr>
@@ -862,15 +1005,19 @@
               <m:r>
                 <m:t>e</m:t>
               </m:r>
-              <m:r>
-                <m:t>(</m:t>
-              </m:r>
-              <m:r>
-                <m:t>t</m:t>
-              </m:r>
-              <m:r>
-                <m:t>)</m:t>
-              </m:r>
+              <m:d>
+                <m:dPr>
+                  <m:begChr m:val="("/>
+                  <m:endChr m:val=")"/>
+                  <m:sepChr m:val=""/>
+                  <m:grow/>
+                </m:dPr>
+                <m:e>
+                  <m:r>
+                    <m:t>t</m:t>
+                  </m:r>
+                </m:e>
+              </m:d>
             </m:num>
             <m:den>
               <m:r>
@@ -887,6 +1034,9 @@
           <m:sSub>
             <m:e>
               <m:r>
+                <m:rPr>
+                  <m:sty m:val="p"/>
+                </m:rPr>
                 <m:t>|</m:t>
               </m:r>
             </m:e>
@@ -895,6 +1045,9 @@
                 <m:t>t</m:t>
               </m:r>
               <m:r>
+                <m:rPr>
+                  <m:sty m:val="p"/>
+                </m:rPr>
                 <m:t>=</m:t>
               </m:r>
               <m:r>
@@ -915,6 +1068,9 @@
             </m:sub>
           </m:sSub>
           <m:r>
+            <m:rPr>
+              <m:sty m:val="p"/>
+            </m:rPr>
             <m:t>≈</m:t>
           </m:r>
           <m:f>
@@ -925,36 +1081,50 @@
               <m:r>
                 <m:t>e</m:t>
               </m:r>
-              <m:r>
-                <m:t>(</m:t>
-              </m:r>
-              <m:r>
-                <m:t>k</m:t>
-              </m:r>
-              <m:r>
-                <m:t>)</m:t>
-              </m:r>
-              <m:r>
+              <m:d>
+                <m:dPr>
+                  <m:begChr m:val="("/>
+                  <m:endChr m:val=")"/>
+                  <m:sepChr m:val=""/>
+                  <m:grow/>
+                </m:dPr>
+                <m:e>
+                  <m:r>
+                    <m:t>k</m:t>
+                  </m:r>
+                </m:e>
+              </m:d>
+              <m:r>
+                <m:rPr>
+                  <m:sty m:val="p"/>
+                </m:rPr>
                 <m:t>−</m:t>
               </m:r>
               <m:r>
                 <m:t>e</m:t>
               </m:r>
-              <m:r>
-                <m:t>(</m:t>
-              </m:r>
-              <m:r>
-                <m:t>k</m:t>
-              </m:r>
-              <m:r>
-                <m:t>−</m:t>
-              </m:r>
-              <m:r>
-                <m:t>1</m:t>
-              </m:r>
-              <m:r>
-                <m:t>)</m:t>
-              </m:r>
+              <m:d>
+                <m:dPr>
+                  <m:begChr m:val="("/>
+                  <m:endChr m:val=")"/>
+                  <m:sepChr m:val=""/>
+                  <m:grow/>
+                </m:dPr>
+                <m:e>
+                  <m:r>
+                    <m:t>k</m:t>
+                  </m:r>
+                  <m:r>
+                    <m:rPr>
+                      <m:sty m:val="p"/>
+                    </m:rPr>
+                    <m:t>−</m:t>
+                  </m:r>
+                  <m:r>
+                    <m:t>1</m:t>
+                  </m:r>
+                </m:e>
+              </m:d>
             </m:num>
             <m:den>
               <m:sSub>
@@ -972,6 +1142,9 @@
             </m:den>
           </m:f>
           <m:r>
+            <m:rPr>
+              <m:sty m:val="p"/>
+            </m:rPr>
             <m:t>,</m:t>
           </m:r>
         </m:oMath>
@@ -987,7 +1160,7 @@
     </w:p>
     <w:p>
       <w:pPr>
-        <w:pStyle w:val="TextBody"/>
+        <w:pStyle w:val="BodyText"/>
       </w:pPr>
       <m:oMathPara>
         <m:oMathParaPr>
@@ -1001,6 +1174,9 @@
             <m:t> </m:t>
           </m:r>
           <m:r>
+            <m:rPr>
+              <m:sty m:val="p"/>
+            </m:rPr>
             <m:t>→</m:t>
           </m:r>
           <m:r>
@@ -1015,6 +1191,9 @@
                 <m:t>1</m:t>
               </m:r>
               <m:r>
+                <m:rPr>
+                  <m:sty m:val="p"/>
+                </m:rPr>
                 <m:t>−</m:t>
               </m:r>
               <m:sSup>
@@ -1025,6 +1204,9 @@
                 </m:e>
                 <m:sup>
                   <m:r>
+                    <m:rPr>
+                      <m:sty m:val="p"/>
+                    </m:rPr>
                     <m:t>−</m:t>
                   </m:r>
                   <m:r>
@@ -1086,6 +1268,9 @@
           </m:sub>
         </m:sSub>
         <m:r>
+          <m:rPr>
+            <m:sty m:val="p"/>
+          </m:rPr>
           <m:t>=</m:t>
         </m:r>
         <m:r>
@@ -1098,7 +1283,7 @@
     </w:p>
     <w:p>
       <w:pPr>
-        <w:pStyle w:val="TextBody"/>
+        <w:pStyle w:val="BodyText"/>
       </w:pPr>
       <m:oMathPara>
         <m:oMathParaPr>
@@ -1109,12 +1294,18 @@
             <m:t>s</m:t>
           </m:r>
           <m:r>
+            <m:rPr>
+              <m:sty m:val="p"/>
+            </m:rPr>
             <m:t>=</m:t>
           </m:r>
           <m:r>
             <m:t>1</m:t>
           </m:r>
           <m:r>
+            <m:rPr>
+              <m:sty m:val="p"/>
+            </m:rPr>
             <m:t>−</m:t>
           </m:r>
           <m:sSup>
@@ -1125,6 +1316,9 @@
             </m:e>
             <m:sup>
               <m:r>
+                <m:rPr>
+                  <m:sty m:val="p"/>
+                </m:rPr>
                 <m:t>−</m:t>
               </m:r>
               <m:r>
@@ -1133,16 +1327,20 @@
             </m:sup>
           </m:sSup>
           <m:r>
+            <m:rPr>
+              <m:sty m:val="p"/>
+            </m:rPr>
             <m:t>.</m:t>
           </m:r>
         </m:oMath>
       </m:oMathPara>
     </w:p>
+    <w:bookmarkEnd w:id="22"/>
+    <w:bookmarkStart w:id="23" w:name="代入并整理为-z-传递函数"/>
     <w:p>
       <w:pPr>
         <w:pStyle w:val="Heading2"/>
       </w:pPr>
-      <w:bookmarkStart w:id="24" w:name="代入并整理为-z-传递函数"/>
       <w:r>
         <w:t xml:space="preserve">代入并整理为</w:t>
       </w:r>
@@ -1160,33 +1358,18 @@
       <w:r>
         <w:t xml:space="preserve">传递函数</w:t>
       </w:r>
-      <w:bookmarkEnd w:id="24"/>
     </w:p>
     <w:p>
       <w:pPr>
         <w:pStyle w:val="FirstParagraph"/>
       </w:pPr>
       <w:r>
-        <w:t xml:space="preserve">将式 </w:t>
-      </w:r>
-      <w:hyperlink w:anchor="eq:Gs">
-        <w:r>
-          <w:rPr>
-            <w:rStyle w:val="InternetLink"/>
-          </w:rPr>
-          <w:t xml:space="preserve">[eq:Gs]</w:t>
-        </w:r>
-      </w:hyperlink>
-      <w:r>
-        <w:t xml:space="preserve"> </w:t>
-      </w:r>
-      <w:r>
-        <w:t xml:space="preserve">交叉相乘：</w:t>
+        <w:t xml:space="preserve">将上述有理真分式交叉相乘：</w:t>
       </w:r>
     </w:p>
     <w:p>
       <w:pPr>
-        <w:pStyle w:val="TextBody"/>
+        <w:pStyle w:val="BodyText"/>
       </w:pPr>
       <m:oMathPara>
         <m:oMathParaPr>
@@ -1196,69 +1379,29 @@
           <m:r>
             <m:t>Y</m:t>
           </m:r>
-          <m:r>
-            <m:t>(</m:t>
-          </m:r>
-          <m:r>
-            <m:t>s</m:t>
-          </m:r>
-          <m:r>
-            <m:t>)</m:t>
-          </m:r>
           <m:d>
             <m:dPr>
               <m:begChr m:val="("/>
               <m:endChr m:val=")"/>
+              <m:sepChr m:val=""/>
               <m:grow/>
             </m:dPr>
             <m:e>
               <m:r>
-                <m:t>0.2</m:t>
-              </m:r>
-              <m:sSup>
-                <m:e>
-                  <m:r>
-                    <m:t>s</m:t>
-                  </m:r>
-                </m:e>
-                <m:sup>
-                  <m:r>
-                    <m:t>2</m:t>
-                  </m:r>
-                </m:sup>
-              </m:sSup>
-              <m:r>
-                <m:t>+</m:t>
-              </m:r>
-              <m:r>
                 <m:t>s</m:t>
               </m:r>
             </m:e>
           </m:d>
-          <m:r>
-            <m:t>=</m:t>
-          </m:r>
-          <m:r>
-            <m:t>X</m:t>
-          </m:r>
-          <m:r>
-            <m:t>(</m:t>
-          </m:r>
-          <m:r>
-            <m:t>s</m:t>
-          </m:r>
-          <m:r>
-            <m:t>)</m:t>
-          </m:r>
           <m:d>
             <m:dPr>
               <m:begChr m:val="("/>
               <m:endChr m:val=")"/>
+              <m:sepChr m:val=""/>
               <m:grow/>
             </m:dPr>
             <m:e>
               <m:r>
-                <m:t>4</m:t>
+                <m:t>0.2</m:t>
               </m:r>
               <m:sSup>
                 <m:e>
@@ -1273,23 +1416,88 @@
                 </m:sup>
               </m:sSup>
               <m:r>
+                <m:rPr>
+                  <m:sty m:val="p"/>
+                </m:rPr>
                 <m:t>+</m:t>
               </m:r>
               <m:r>
-                <m:t>2</m:t>
-              </m:r>
-              <m:r>
                 <m:t>s</m:t>
-              </m:r>
-              <m:r>
-                <m:t>+</m:t>
-              </m:r>
-              <m:r>
-                <m:t>0.4</m:t>
               </m:r>
             </m:e>
           </m:d>
           <m:r>
+            <m:rPr>
+              <m:sty m:val="p"/>
+            </m:rPr>
+            <m:t>=</m:t>
+          </m:r>
+          <m:r>
+            <m:t>X</m:t>
+          </m:r>
+          <m:d>
+            <m:dPr>
+              <m:begChr m:val="("/>
+              <m:endChr m:val=")"/>
+              <m:sepChr m:val=""/>
+              <m:grow/>
+            </m:dPr>
+            <m:e>
+              <m:r>
+                <m:t>s</m:t>
+              </m:r>
+            </m:e>
+          </m:d>
+          <m:d>
+            <m:dPr>
+              <m:begChr m:val="("/>
+              <m:endChr m:val=")"/>
+              <m:sepChr m:val=""/>
+              <m:grow/>
+            </m:dPr>
+            <m:e>
+              <m:r>
+                <m:t>4</m:t>
+              </m:r>
+              <m:sSup>
+                <m:e>
+                  <m:r>
+                    <m:t>s</m:t>
+                  </m:r>
+                </m:e>
+                <m:sup>
+                  <m:r>
+                    <m:t>2</m:t>
+                  </m:r>
+                </m:sup>
+              </m:sSup>
+              <m:r>
+                <m:rPr>
+                  <m:sty m:val="p"/>
+                </m:rPr>
+                <m:t>+</m:t>
+              </m:r>
+              <m:r>
+                <m:t>2</m:t>
+              </m:r>
+              <m:r>
+                <m:t>s</m:t>
+              </m:r>
+              <m:r>
+                <m:rPr>
+                  <m:sty m:val="p"/>
+                </m:rPr>
+                <m:t>+</m:t>
+              </m:r>
+              <m:r>
+                <m:t>0.4</m:t>
+              </m:r>
+            </m:e>
+          </m:d>
+          <m:r>
+            <m:rPr>
+              <m:sty m:val="p"/>
+            </m:rPr>
             <m:t>.</m:t>
           </m:r>
         </m:oMath>
@@ -1300,16 +1508,49 @@
         <w:pStyle w:val="FirstParagraph"/>
       </w:pPr>
       <w:r>
-        <w:t xml:space="preserve">把式 </w:t>
-      </w:r>
-      <w:hyperlink w:anchor="eq:sub">
-        <w:r>
-          <w:rPr>
-            <w:rStyle w:val="InternetLink"/>
-          </w:rPr>
-          <w:t xml:space="preserve">[eq:sub]</w:t>
-        </w:r>
-      </w:hyperlink>
+        <w:t xml:space="preserve">把</w:t>
+      </w:r>
+      <w:r>
+        <w:t xml:space="preserve"> </w:t>
+      </w:r>
+      <m:oMath>
+        <m:r>
+          <m:t>s</m:t>
+        </m:r>
+        <m:r>
+          <m:rPr>
+            <m:sty m:val="p"/>
+          </m:rPr>
+          <m:t>=</m:t>
+        </m:r>
+        <m:r>
+          <m:t>1</m:t>
+        </m:r>
+        <m:r>
+          <m:rPr>
+            <m:sty m:val="p"/>
+          </m:rPr>
+          <m:t>−</m:t>
+        </m:r>
+        <m:sSup>
+          <m:e>
+            <m:r>
+              <m:t>z</m:t>
+            </m:r>
+          </m:e>
+          <m:sup>
+            <m:r>
+              <m:rPr>
+                <m:sty m:val="p"/>
+              </m:rPr>
+              <m:t>−</m:t>
+            </m:r>
+            <m:r>
+              <m:t>1</m:t>
+            </m:r>
+          </m:sup>
+        </m:sSup>
+      </m:oMath>
       <w:r>
         <w:t xml:space="preserve"> </w:t>
       </w:r>
@@ -1333,251 +1574,29 @@
           </m:sup>
         </m:sSup>
         <m:r>
+          <m:rPr>
+            <m:sty m:val="p"/>
+          </m:rPr>
           <m:t>=</m:t>
-        </m:r>
-        <m:r>
-          <m:t>(</m:t>
-        </m:r>
-        <m:r>
-          <m:t>1</m:t>
-        </m:r>
-        <m:r>
-          <m:t>−</m:t>
         </m:r>
         <m:sSup>
           <m:e>
-            <m:r>
-              <m:t>z</m:t>
-            </m:r>
-          </m:e>
-          <m:sup>
-            <m:r>
-              <m:t>−</m:t>
-            </m:r>
-            <m:r>
-              <m:t>1</m:t>
-            </m:r>
-          </m:sup>
-        </m:sSup>
-        <m:sSup>
-          <m:e>
-            <m:r>
-              <m:t>)</m:t>
-            </m:r>
-          </m:e>
-          <m:sup>
-            <m:r>
-              <m:t>2</m:t>
-            </m:r>
-          </m:sup>
-        </m:sSup>
-        <m:r>
-          <m:t>=</m:t>
-        </m:r>
-        <m:r>
-          <m:t>1</m:t>
-        </m:r>
-        <m:r>
-          <m:t>−</m:t>
-        </m:r>
-        <m:r>
-          <m:t>2</m:t>
-        </m:r>
-        <m:sSup>
-          <m:e>
-            <m:r>
-              <m:t>z</m:t>
-            </m:r>
-          </m:e>
-          <m:sup>
-            <m:r>
-              <m:t>−</m:t>
-            </m:r>
-            <m:r>
-              <m:t>1</m:t>
-            </m:r>
-          </m:sup>
-        </m:sSup>
-        <m:r>
-          <m:t>+</m:t>
-        </m:r>
-        <m:sSup>
-          <m:e>
-            <m:r>
-              <m:t>z</m:t>
-            </m:r>
-          </m:e>
-          <m:sup>
-            <m:r>
-              <m:t>−</m:t>
-            </m:r>
-            <m:r>
-              <m:t>2</m:t>
-            </m:r>
-          </m:sup>
-        </m:sSup>
-      </m:oMath>
-      <w:r>
-        <w:t xml:space="preserve"> </w:t>
-      </w:r>
-      <w:r>
-        <w:t xml:space="preserve">代入，分别整理左右两端的系数：</w:t>
-      </w:r>
-    </w:p>
-    <w:p>
-      <w:pPr>
-        <w:pStyle w:val="TextBody"/>
-      </w:pPr>
-      <m:oMathPara>
-        <m:oMathParaPr>
-          <m:jc m:val="center"/>
-        </m:oMathParaPr>
-        <m:oMath>
-          <m:m>
-            <m:mPr>
-              <m:baseJc m:val="center"/>
-              <m:plcHide m:val="1"/>
-              <m:mcs>
-                <m:mc>
-                  <m:mcPr>
-                    <m:mcJc m:val="right"/>
-                    <m:count m:val="1"/>
-                  </m:mcPr>
-                </m:mc>
-                <m:mc>
-                  <m:mcPr>
-                    <m:mcJc m:val="left"/>
-                    <m:count m:val="1"/>
-                  </m:mcPr>
-                </m:mc>
-              </m:mcs>
-            </m:mPr>
-            <m:mr>
+            <m:d>
+              <m:dPr>
+                <m:begChr m:val="("/>
+                <m:endChr m:val=")"/>
+                <m:sepChr m:val=""/>
+                <m:grow/>
+              </m:dPr>
               <m:e>
                 <m:r>
-                  <m:t>0.2</m:t>
-                </m:r>
-                <m:sSup>
-                  <m:e>
-                    <m:r>
-                      <m:t>s</m:t>
-                    </m:r>
-                  </m:e>
-                  <m:sup>
-                    <m:r>
-                      <m:t>2</m:t>
-                    </m:r>
-                  </m:sup>
-                </m:sSup>
-                <m:r>
-                  <m:t>+</m:t>
+                  <m:t>1</m:t>
                 </m:r>
                 <m:r>
-                  <m:t>s</m:t>
-                </m:r>
-              </m:e>
-              <m:e>
-                <m:r>
-                  <m:t>=</m:t>
-                </m:r>
-                <m:r>
-                  <m:t>0.2</m:t>
-                </m:r>
-                <m:d>
-                  <m:dPr>
-                    <m:begChr m:val="("/>
-                    <m:endChr m:val=")"/>
-                    <m:grow/>
-                  </m:dPr>
-                  <m:e>
-                    <m:r>
-                      <m:t>1</m:t>
-                    </m:r>
-                    <m:r>
-                      <m:t>−</m:t>
-                    </m:r>
-                    <m:r>
-                      <m:t>2</m:t>
-                    </m:r>
-                    <m:sSup>
-                      <m:e>
-                        <m:r>
-                          <m:t>z</m:t>
-                        </m:r>
-                      </m:e>
-                      <m:sup>
-                        <m:r>
-                          <m:t>−</m:t>
-                        </m:r>
-                        <m:r>
-                          <m:t>1</m:t>
-                        </m:r>
-                      </m:sup>
-                    </m:sSup>
-                    <m:r>
-                      <m:t>+</m:t>
-                    </m:r>
-                    <m:sSup>
-                      <m:e>
-                        <m:r>
-                          <m:t>z</m:t>
-                        </m:r>
-                      </m:e>
-                      <m:sup>
-                        <m:r>
-                          <m:t>−</m:t>
-                        </m:r>
-                        <m:r>
-                          <m:t>2</m:t>
-                        </m:r>
-                      </m:sup>
-                    </m:sSup>
-                  </m:e>
-                </m:d>
-                <m:r>
-                  <m:t>+</m:t>
-                </m:r>
-                <m:d>
-                  <m:dPr>
-                    <m:begChr m:val="("/>
-                    <m:endChr m:val=")"/>
-                    <m:grow/>
-                  </m:dPr>
-                  <m:e>
-                    <m:r>
-                      <m:t>1</m:t>
-                    </m:r>
-                    <m:r>
-                      <m:t>−</m:t>
-                    </m:r>
-                    <m:sSup>
-                      <m:e>
-                        <m:r>
-                          <m:t>z</m:t>
-                        </m:r>
-                      </m:e>
-                      <m:sup>
-                        <m:r>
-                          <m:t>−</m:t>
-                        </m:r>
-                        <m:r>
-                          <m:t>1</m:t>
-                        </m:r>
-                      </m:sup>
-                    </m:sSup>
-                  </m:e>
-                </m:d>
-                <m:r>
-                  <m:t>=</m:t>
-                </m:r>
-                <m:r>
-                  <m:t>1.2</m:t>
-                </m:r>
-                <m:r>
+                  <m:rPr>
+                    <m:sty m:val="p"/>
+                  </m:rPr>
                   <m:t>−</m:t>
-                </m:r>
-                <m:r>
-                  <m:t>1.4</m:t>
                 </m:r>
                 <m:sSup>
                   <m:e>
@@ -1587,6 +1606,9 @@
                   </m:e>
                   <m:sup>
                     <m:r>
+                      <m:rPr>
+                        <m:sty m:val="p"/>
+                      </m:rPr>
                       <m:t>−</m:t>
                     </m:r>
                     <m:r>
@@ -1594,233 +1616,86 @@
                     </m:r>
                   </m:sup>
                 </m:sSup>
-                <m:r>
-                  <m:t>+</m:t>
-                </m:r>
-                <m:r>
-                  <m:t>0.2</m:t>
-                </m:r>
-                <m:sSup>
-                  <m:e>
-                    <m:r>
-                      <m:t>z</m:t>
-                    </m:r>
-                  </m:e>
-                  <m:sup>
-                    <m:r>
-                      <m:t>−</m:t>
-                    </m:r>
-                    <m:r>
-                      <m:t>2</m:t>
-                    </m:r>
-                  </m:sup>
-                </m:sSup>
-                <m:r>
-                  <m:t>,</m:t>
-                </m:r>
               </m:e>
-            </m:mr>
-            <m:mr>
-              <m:e>
-                <m:r>
-                  <m:t>4</m:t>
-                </m:r>
-                <m:sSup>
-                  <m:e>
-                    <m:r>
-                      <m:t>s</m:t>
-                    </m:r>
-                  </m:e>
-                  <m:sup>
-                    <m:r>
-                      <m:t>2</m:t>
-                    </m:r>
-                  </m:sup>
-                </m:sSup>
-                <m:r>
-                  <m:t>+</m:t>
-                </m:r>
-                <m:r>
-                  <m:t>2</m:t>
-                </m:r>
-                <m:r>
-                  <m:t>s</m:t>
-                </m:r>
-                <m:r>
-                  <m:t>+</m:t>
-                </m:r>
-                <m:r>
-                  <m:t>0.4</m:t>
-                </m:r>
-              </m:e>
-              <m:e>
-                <m:r>
-                  <m:t>=</m:t>
-                </m:r>
-                <m:r>
-                  <m:t>4</m:t>
-                </m:r>
-                <m:d>
-                  <m:dPr>
-                    <m:begChr m:val="("/>
-                    <m:endChr m:val=")"/>
-                    <m:grow/>
-                  </m:dPr>
-                  <m:e>
-                    <m:r>
-                      <m:t>1</m:t>
-                    </m:r>
-                    <m:r>
-                      <m:t>−</m:t>
-                    </m:r>
-                    <m:r>
-                      <m:t>2</m:t>
-                    </m:r>
-                    <m:sSup>
-                      <m:e>
-                        <m:r>
-                          <m:t>z</m:t>
-                        </m:r>
-                      </m:e>
-                      <m:sup>
-                        <m:r>
-                          <m:t>−</m:t>
-                        </m:r>
-                        <m:r>
-                          <m:t>1</m:t>
-                        </m:r>
-                      </m:sup>
-                    </m:sSup>
-                    <m:r>
-                      <m:t>+</m:t>
-                    </m:r>
-                    <m:sSup>
-                      <m:e>
-                        <m:r>
-                          <m:t>z</m:t>
-                        </m:r>
-                      </m:e>
-                      <m:sup>
-                        <m:r>
-                          <m:t>−</m:t>
-                        </m:r>
-                        <m:r>
-                          <m:t>2</m:t>
-                        </m:r>
-                      </m:sup>
-                    </m:sSup>
-                  </m:e>
-                </m:d>
-                <m:r>
-                  <m:t>+</m:t>
-                </m:r>
-                <m:r>
-                  <m:t>2</m:t>
-                </m:r>
-                <m:d>
-                  <m:dPr>
-                    <m:begChr m:val="("/>
-                    <m:endChr m:val=")"/>
-                    <m:grow/>
-                  </m:dPr>
-                  <m:e>
-                    <m:r>
-                      <m:t>1</m:t>
-                    </m:r>
-                    <m:r>
-                      <m:t>−</m:t>
-                    </m:r>
-                    <m:sSup>
-                      <m:e>
-                        <m:r>
-                          <m:t>z</m:t>
-                        </m:r>
-                      </m:e>
-                      <m:sup>
-                        <m:r>
-                          <m:t>−</m:t>
-                        </m:r>
-                        <m:r>
-                          <m:t>1</m:t>
-                        </m:r>
-                      </m:sup>
-                    </m:sSup>
-                  </m:e>
-                </m:d>
-                <m:r>
-                  <m:t>+</m:t>
-                </m:r>
-                <m:r>
-                  <m:t>0.4</m:t>
-                </m:r>
-                <m:r>
-                  <m:t>=</m:t>
-                </m:r>
-                <m:r>
-                  <m:t>6.4</m:t>
-                </m:r>
-                <m:r>
-                  <m:t>−</m:t>
-                </m:r>
-                <m:r>
-                  <m:t>10</m:t>
-                </m:r>
-                <m:sSup>
-                  <m:e>
-                    <m:r>
-                      <m:t>z</m:t>
-                    </m:r>
-                  </m:e>
-                  <m:sup>
-                    <m:r>
-                      <m:t>−</m:t>
-                    </m:r>
-                    <m:r>
-                      <m:t>1</m:t>
-                    </m:r>
-                  </m:sup>
-                </m:sSup>
-                <m:r>
-                  <m:t>+</m:t>
-                </m:r>
-                <m:r>
-                  <m:t>4</m:t>
-                </m:r>
-                <m:sSup>
-                  <m:e>
-                    <m:r>
-                      <m:t>z</m:t>
-                    </m:r>
-                  </m:e>
-                  <m:sup>
-                    <m:r>
-                      <m:t>−</m:t>
-                    </m:r>
-                    <m:r>
-                      <m:t>2</m:t>
-                    </m:r>
-                  </m:sup>
-                </m:sSup>
-                <m:r>
-                  <m:t>.</m:t>
-                </m:r>
-              </m:e>
-            </m:mr>
-          </m:m>
-        </m:oMath>
-      </m:oMathPara>
+            </m:d>
+          </m:e>
+          <m:sup>
+            <m:r>
+              <m:t>2</m:t>
+            </m:r>
+          </m:sup>
+        </m:sSup>
+        <m:r>
+          <m:rPr>
+            <m:sty m:val="p"/>
+          </m:rPr>
+          <m:t>=</m:t>
+        </m:r>
+        <m:r>
+          <m:t>1</m:t>
+        </m:r>
+        <m:r>
+          <m:rPr>
+            <m:sty m:val="p"/>
+          </m:rPr>
+          <m:t>−</m:t>
+        </m:r>
+        <m:r>
+          <m:t>2</m:t>
+        </m:r>
+        <m:sSup>
+          <m:e>
+            <m:r>
+              <m:t>z</m:t>
+            </m:r>
+          </m:e>
+          <m:sup>
+            <m:r>
+              <m:rPr>
+                <m:sty m:val="p"/>
+              </m:rPr>
+              <m:t>−</m:t>
+            </m:r>
+            <m:r>
+              <m:t>1</m:t>
+            </m:r>
+          </m:sup>
+        </m:sSup>
+        <m:r>
+          <m:rPr>
+            <m:sty m:val="p"/>
+          </m:rPr>
+          <m:t>+</m:t>
+        </m:r>
+        <m:sSup>
+          <m:e>
+            <m:r>
+              <m:t>z</m:t>
+            </m:r>
+          </m:e>
+          <m:sup>
+            <m:r>
+              <m:rPr>
+                <m:sty m:val="p"/>
+              </m:rPr>
+              <m:t>−</m:t>
+            </m:r>
+            <m:r>
+              <m:t>2</m:t>
+            </m:r>
+          </m:sup>
+        </m:sSup>
+      </m:oMath>
+      <w:r>
+        <w:t xml:space="preserve"> </w:t>
+      </w:r>
+      <w:r>
+        <w:t xml:space="preserve">代入，分别整理左右两端的系数：</w:t>
+      </w:r>
     </w:p>
     <w:p>
       <w:pPr>
-        <w:pStyle w:val="FirstParagraph"/>
-      </w:pPr>
-      <w:r>
-        <w:t xml:space="preserve">于是得到脉冲传递函数</w:t>
-      </w:r>
-    </w:p>
-    <w:p>
-      <w:pPr>
-        <w:pStyle w:val="TextBody"/>
+        <w:pStyle w:val="BodyText"/>
       </w:pPr>
       <m:oMathPara>
         <m:oMathParaPr>
@@ -1828,18 +1703,499 @@
         </m:oMathParaPr>
         <m:oMath>
           <m:r>
+            <m:t>0.2</m:t>
+          </m:r>
+          <m:sSup>
+            <m:e>
+              <m:r>
+                <m:t>s</m:t>
+              </m:r>
+            </m:e>
+            <m:sup>
+              <m:r>
+                <m:t>2</m:t>
+              </m:r>
+            </m:sup>
+          </m:sSup>
+          <m:r>
+            <m:rPr>
+              <m:sty m:val="p"/>
+            </m:rPr>
+            <m:t>+</m:t>
+          </m:r>
+          <m:r>
+            <m:t>s</m:t>
+          </m:r>
+          <m:r>
+            <m:rPr>
+              <m:sty m:val="p"/>
+            </m:rPr>
+            <m:t>=</m:t>
+          </m:r>
+          <m:r>
+            <m:t>0.2</m:t>
+          </m:r>
+          <m:d>
+            <m:dPr>
+              <m:begChr m:val="("/>
+              <m:endChr m:val=")"/>
+              <m:sepChr m:val=""/>
+              <m:grow/>
+            </m:dPr>
+            <m:e>
+              <m:r>
+                <m:t>1</m:t>
+              </m:r>
+              <m:r>
+                <m:rPr>
+                  <m:sty m:val="p"/>
+                </m:rPr>
+                <m:t>−</m:t>
+              </m:r>
+              <m:r>
+                <m:t>2</m:t>
+              </m:r>
+              <m:sSup>
+                <m:e>
+                  <m:r>
+                    <m:t>z</m:t>
+                  </m:r>
+                </m:e>
+                <m:sup>
+                  <m:r>
+                    <m:rPr>
+                      <m:sty m:val="p"/>
+                    </m:rPr>
+                    <m:t>−</m:t>
+                  </m:r>
+                  <m:r>
+                    <m:t>1</m:t>
+                  </m:r>
+                </m:sup>
+              </m:sSup>
+              <m:r>
+                <m:rPr>
+                  <m:sty m:val="p"/>
+                </m:rPr>
+                <m:t>+</m:t>
+              </m:r>
+              <m:sSup>
+                <m:e>
+                  <m:r>
+                    <m:t>z</m:t>
+                  </m:r>
+                </m:e>
+                <m:sup>
+                  <m:r>
+                    <m:rPr>
+                      <m:sty m:val="p"/>
+                    </m:rPr>
+                    <m:t>−</m:t>
+                  </m:r>
+                  <m:r>
+                    <m:t>2</m:t>
+                  </m:r>
+                </m:sup>
+              </m:sSup>
+            </m:e>
+          </m:d>
+          <m:r>
+            <m:rPr>
+              <m:sty m:val="p"/>
+            </m:rPr>
+            <m:t>+</m:t>
+          </m:r>
+          <m:d>
+            <m:dPr>
+              <m:begChr m:val="("/>
+              <m:endChr m:val=")"/>
+              <m:sepChr m:val=""/>
+              <m:grow/>
+            </m:dPr>
+            <m:e>
+              <m:r>
+                <m:t>1</m:t>
+              </m:r>
+              <m:r>
+                <m:rPr>
+                  <m:sty m:val="p"/>
+                </m:rPr>
+                <m:t>−</m:t>
+              </m:r>
+              <m:sSup>
+                <m:e>
+                  <m:r>
+                    <m:t>z</m:t>
+                  </m:r>
+                </m:e>
+                <m:sup>
+                  <m:r>
+                    <m:rPr>
+                      <m:sty m:val="p"/>
+                    </m:rPr>
+                    <m:t>−</m:t>
+                  </m:r>
+                  <m:r>
+                    <m:t>1</m:t>
+                  </m:r>
+                </m:sup>
+              </m:sSup>
+            </m:e>
+          </m:d>
+          <m:r>
+            <m:rPr>
+              <m:sty m:val="p"/>
+            </m:rPr>
+            <m:t>=</m:t>
+          </m:r>
+          <m:r>
+            <m:t>1.2</m:t>
+          </m:r>
+          <m:r>
+            <m:rPr>
+              <m:sty m:val="p"/>
+            </m:rPr>
+            <m:t>−</m:t>
+          </m:r>
+          <m:r>
+            <m:t>1.4</m:t>
+          </m:r>
+          <m:sSup>
+            <m:e>
+              <m:r>
+                <m:t>z</m:t>
+              </m:r>
+            </m:e>
+            <m:sup>
+              <m:r>
+                <m:rPr>
+                  <m:sty m:val="p"/>
+                </m:rPr>
+                <m:t>−</m:t>
+              </m:r>
+              <m:r>
+                <m:t>1</m:t>
+              </m:r>
+            </m:sup>
+          </m:sSup>
+          <m:r>
+            <m:rPr>
+              <m:sty m:val="p"/>
+            </m:rPr>
+            <m:t>+</m:t>
+          </m:r>
+          <m:r>
+            <m:t>0.2</m:t>
+          </m:r>
+          <m:sSup>
+            <m:e>
+              <m:r>
+                <m:t>z</m:t>
+              </m:r>
+            </m:e>
+            <m:sup>
+              <m:r>
+                <m:rPr>
+                  <m:sty m:val="p"/>
+                </m:rPr>
+                <m:t>−</m:t>
+              </m:r>
+              <m:r>
+                <m:t>2</m:t>
+              </m:r>
+            </m:sup>
+          </m:sSup>
+          <m:r>
+            <m:rPr>
+              <m:sty m:val="p"/>
+            </m:rPr>
+            <m:t>,</m:t>
+          </m:r>
+        </m:oMath>
+      </m:oMathPara>
+    </w:p>
+    <w:p>
+      <w:pPr>
+        <w:pStyle w:val="FirstParagraph"/>
+      </w:pPr>
+      <m:oMathPara>
+        <m:oMathParaPr>
+          <m:jc m:val="center"/>
+        </m:oMathParaPr>
+        <m:oMath>
+          <m:r>
+            <m:t>4</m:t>
+          </m:r>
+          <m:sSup>
+            <m:e>
+              <m:r>
+                <m:t>s</m:t>
+              </m:r>
+            </m:e>
+            <m:sup>
+              <m:r>
+                <m:t>2</m:t>
+              </m:r>
+            </m:sup>
+          </m:sSup>
+          <m:r>
+            <m:rPr>
+              <m:sty m:val="p"/>
+            </m:rPr>
+            <m:t>+</m:t>
+          </m:r>
+          <m:r>
+            <m:t>2</m:t>
+          </m:r>
+          <m:r>
+            <m:t>s</m:t>
+          </m:r>
+          <m:r>
+            <m:rPr>
+              <m:sty m:val="p"/>
+            </m:rPr>
+            <m:t>+</m:t>
+          </m:r>
+          <m:r>
+            <m:t>0.4</m:t>
+          </m:r>
+          <m:r>
+            <m:rPr>
+              <m:sty m:val="p"/>
+            </m:rPr>
+            <m:t>=</m:t>
+          </m:r>
+          <m:r>
+            <m:t>4</m:t>
+          </m:r>
+          <m:d>
+            <m:dPr>
+              <m:begChr m:val="("/>
+              <m:endChr m:val=")"/>
+              <m:sepChr m:val=""/>
+              <m:grow/>
+            </m:dPr>
+            <m:e>
+              <m:r>
+                <m:t>1</m:t>
+              </m:r>
+              <m:r>
+                <m:rPr>
+                  <m:sty m:val="p"/>
+                </m:rPr>
+                <m:t>−</m:t>
+              </m:r>
+              <m:r>
+                <m:t>2</m:t>
+              </m:r>
+              <m:sSup>
+                <m:e>
+                  <m:r>
+                    <m:t>z</m:t>
+                  </m:r>
+                </m:e>
+                <m:sup>
+                  <m:r>
+                    <m:rPr>
+                      <m:sty m:val="p"/>
+                    </m:rPr>
+                    <m:t>−</m:t>
+                  </m:r>
+                  <m:r>
+                    <m:t>1</m:t>
+                  </m:r>
+                </m:sup>
+              </m:sSup>
+              <m:r>
+                <m:rPr>
+                  <m:sty m:val="p"/>
+                </m:rPr>
+                <m:t>+</m:t>
+              </m:r>
+              <m:sSup>
+                <m:e>
+                  <m:r>
+                    <m:t>z</m:t>
+                  </m:r>
+                </m:e>
+                <m:sup>
+                  <m:r>
+                    <m:rPr>
+                      <m:sty m:val="p"/>
+                    </m:rPr>
+                    <m:t>−</m:t>
+                  </m:r>
+                  <m:r>
+                    <m:t>2</m:t>
+                  </m:r>
+                </m:sup>
+              </m:sSup>
+            </m:e>
+          </m:d>
+          <m:r>
+            <m:rPr>
+              <m:sty m:val="p"/>
+            </m:rPr>
+            <m:t>+</m:t>
+          </m:r>
+          <m:r>
+            <m:t>2</m:t>
+          </m:r>
+          <m:d>
+            <m:dPr>
+              <m:begChr m:val="("/>
+              <m:endChr m:val=")"/>
+              <m:sepChr m:val=""/>
+              <m:grow/>
+            </m:dPr>
+            <m:e>
+              <m:r>
+                <m:t>1</m:t>
+              </m:r>
+              <m:r>
+                <m:rPr>
+                  <m:sty m:val="p"/>
+                </m:rPr>
+                <m:t>−</m:t>
+              </m:r>
+              <m:sSup>
+                <m:e>
+                  <m:r>
+                    <m:t>z</m:t>
+                  </m:r>
+                </m:e>
+                <m:sup>
+                  <m:r>
+                    <m:rPr>
+                      <m:sty m:val="p"/>
+                    </m:rPr>
+                    <m:t>−</m:t>
+                  </m:r>
+                  <m:r>
+                    <m:t>1</m:t>
+                  </m:r>
+                </m:sup>
+              </m:sSup>
+            </m:e>
+          </m:d>
+          <m:r>
+            <m:rPr>
+              <m:sty m:val="p"/>
+            </m:rPr>
+            <m:t>+</m:t>
+          </m:r>
+          <m:r>
+            <m:t>0.4</m:t>
+          </m:r>
+          <m:r>
+            <m:rPr>
+              <m:sty m:val="p"/>
+            </m:rPr>
+            <m:t>=</m:t>
+          </m:r>
+          <m:r>
+            <m:t>6.4</m:t>
+          </m:r>
+          <m:r>
+            <m:rPr>
+              <m:sty m:val="p"/>
+            </m:rPr>
+            <m:t>−</m:t>
+          </m:r>
+          <m:r>
+            <m:t>10</m:t>
+          </m:r>
+          <m:sSup>
+            <m:e>
+              <m:r>
+                <m:t>z</m:t>
+              </m:r>
+            </m:e>
+            <m:sup>
+              <m:r>
+                <m:rPr>
+                  <m:sty m:val="p"/>
+                </m:rPr>
+                <m:t>−</m:t>
+              </m:r>
+              <m:r>
+                <m:t>1</m:t>
+              </m:r>
+            </m:sup>
+          </m:sSup>
+          <m:r>
+            <m:rPr>
+              <m:sty m:val="p"/>
+            </m:rPr>
+            <m:t>+</m:t>
+          </m:r>
+          <m:r>
+            <m:t>4</m:t>
+          </m:r>
+          <m:sSup>
+            <m:e>
+              <m:r>
+                <m:t>z</m:t>
+              </m:r>
+            </m:e>
+            <m:sup>
+              <m:r>
+                <m:rPr>
+                  <m:sty m:val="p"/>
+                </m:rPr>
+                <m:t>−</m:t>
+              </m:r>
+              <m:r>
+                <m:t>2</m:t>
+              </m:r>
+            </m:sup>
+          </m:sSup>
+          <m:r>
+            <m:rPr>
+              <m:sty m:val="p"/>
+            </m:rPr>
+            <m:t>.</m:t>
+          </m:r>
+        </m:oMath>
+      </m:oMathPara>
+    </w:p>
+    <w:p>
+      <w:pPr>
+        <w:pStyle w:val="FirstParagraph"/>
+      </w:pPr>
+      <w:r>
+        <w:t xml:space="preserve">于是得到脉冲传递函数</w:t>
+      </w:r>
+    </w:p>
+    <w:p>
+      <w:pPr>
+        <w:pStyle w:val="BodyText"/>
+      </w:pPr>
+      <m:oMathPara>
+        <m:oMathParaPr>
+          <m:jc m:val="center"/>
+        </m:oMathParaPr>
+        <m:oMath>
+          <m:r>
             <m:t>G</m:t>
           </m:r>
-          <m:r>
-            <m:t>(</m:t>
-          </m:r>
-          <m:r>
-            <m:t>z</m:t>
-          </m:r>
-          <m:r>
-            <m:t>)</m:t>
-          </m:r>
-          <m:r>
+          <m:d>
+            <m:dPr>
+              <m:begChr m:val="("/>
+              <m:endChr m:val=")"/>
+              <m:sepChr m:val=""/>
+              <m:grow/>
+            </m:dPr>
+            <m:e>
+              <m:r>
+                <m:t>z</m:t>
+              </m:r>
+            </m:e>
+          </m:d>
+          <m:r>
+            <m:rPr>
+              <m:sty m:val="p"/>
+            </m:rPr>
             <m:t>=</m:t>
           </m:r>
           <m:f>
@@ -1850,32 +2206,43 @@
               <m:r>
                 <m:t>Y</m:t>
               </m:r>
-              <m:r>
-                <m:t>(</m:t>
-              </m:r>
-              <m:r>
-                <m:t>z</m:t>
-              </m:r>
-              <m:r>
-                <m:t>)</m:t>
-              </m:r>
+              <m:d>
+                <m:dPr>
+                  <m:begChr m:val="("/>
+                  <m:endChr m:val=")"/>
+                  <m:sepChr m:val=""/>
+                  <m:grow/>
+                </m:dPr>
+                <m:e>
+                  <m:r>
+                    <m:t>z</m:t>
+                  </m:r>
+                </m:e>
+              </m:d>
             </m:num>
             <m:den>
               <m:r>
                 <m:t>X</m:t>
               </m:r>
-              <m:r>
-                <m:t>(</m:t>
-              </m:r>
-              <m:r>
-                <m:t>z</m:t>
-              </m:r>
-              <m:r>
-                <m:t>)</m:t>
-              </m:r>
+              <m:d>
+                <m:dPr>
+                  <m:begChr m:val="("/>
+                  <m:endChr m:val=")"/>
+                  <m:sepChr m:val=""/>
+                  <m:grow/>
+                </m:dPr>
+                <m:e>
+                  <m:r>
+                    <m:t>z</m:t>
+                  </m:r>
+                </m:e>
+              </m:d>
             </m:den>
           </m:f>
           <m:r>
+            <m:rPr>
+              <m:sty m:val="p"/>
+            </m:rPr>
             <m:t>=</m:t>
           </m:r>
           <m:f>
@@ -1887,6 +2254,9 @@
                 <m:t>6.4</m:t>
               </m:r>
               <m:r>
+                <m:rPr>
+                  <m:sty m:val="p"/>
+                </m:rPr>
                 <m:t>−</m:t>
               </m:r>
               <m:r>
@@ -1900,6 +2270,9 @@
                 </m:e>
                 <m:sup>
                   <m:r>
+                    <m:rPr>
+                      <m:sty m:val="p"/>
+                    </m:rPr>
                     <m:t>−</m:t>
                   </m:r>
                   <m:r>
@@ -1908,6 +2281,9 @@
                 </m:sup>
               </m:sSup>
               <m:r>
+                <m:rPr>
+                  <m:sty m:val="p"/>
+                </m:rPr>
                 <m:t>+</m:t>
               </m:r>
               <m:r>
@@ -1921,6 +2297,9 @@
                 </m:e>
                 <m:sup>
                   <m:r>
+                    <m:rPr>
+                      <m:sty m:val="p"/>
+                    </m:rPr>
                     <m:t>−</m:t>
                   </m:r>
                   <m:r>
@@ -1934,6 +2313,9 @@
                 <m:t>1.2</m:t>
               </m:r>
               <m:r>
+                <m:rPr>
+                  <m:sty m:val="p"/>
+                </m:rPr>
                 <m:t>−</m:t>
               </m:r>
               <m:r>
@@ -1947,6 +2329,9 @@
                 </m:e>
                 <m:sup>
                   <m:r>
+                    <m:rPr>
+                      <m:sty m:val="p"/>
+                    </m:rPr>
                     <m:t>−</m:t>
                   </m:r>
                   <m:r>
@@ -1955,6 +2340,9 @@
                 </m:sup>
               </m:sSup>
               <m:r>
+                <m:rPr>
+                  <m:sty m:val="p"/>
+                </m:rPr>
                 <m:t>+</m:t>
               </m:r>
               <m:r>
@@ -1968,6 +2356,9 @@
                 </m:e>
                 <m:sup>
                   <m:r>
+                    <m:rPr>
+                      <m:sty m:val="p"/>
+                    </m:rPr>
                     <m:t>−</m:t>
                   </m:r>
                   <m:r>
@@ -1978,20 +2369,23 @@
             </m:den>
           </m:f>
           <m:r>
+            <m:rPr>
+              <m:sty m:val="p"/>
+            </m:rPr>
             <m:t>.</m:t>
           </m:r>
         </m:oMath>
       </m:oMathPara>
     </w:p>
+    <w:bookmarkEnd w:id="23"/>
+    <w:bookmarkStart w:id="24" w:name="离散化差分方程"/>
     <w:p>
       <w:pPr>
         <w:pStyle w:val="Heading2"/>
       </w:pPr>
-      <w:bookmarkStart w:id="25" w:name="离散化差分方程"/>
       <w:r>
         <w:t xml:space="preserve">离散化差分方程</w:t>
       </w:r>
-      <w:bookmarkEnd w:id="25"/>
     </w:p>
     <w:p>
       <w:pPr>
@@ -2012,6 +2406,9 @@
           </m:e>
           <m:sup>
             <m:r>
+              <m:rPr>
+                <m:sty m:val="p"/>
+              </m:rPr>
               <m:t>−</m:t>
             </m:r>
             <m:r>
@@ -2038,6 +2435,9 @@
           </m:e>
           <m:sup>
             <m:r>
+              <m:rPr>
+                <m:sty m:val="p"/>
+              </m:rPr>
               <m:t>−</m:t>
             </m:r>
             <m:r>
@@ -2048,36 +2448,50 @@
         <m:r>
           <m:t>Y</m:t>
         </m:r>
-        <m:r>
-          <m:t>(</m:t>
-        </m:r>
-        <m:r>
-          <m:t>z</m:t>
-        </m:r>
-        <m:r>
-          <m:t>)</m:t>
-        </m:r>
-        <m:r>
+        <m:d>
+          <m:dPr>
+            <m:begChr m:val="("/>
+            <m:endChr m:val=")"/>
+            <m:sepChr m:val=""/>
+            <m:grow/>
+          </m:dPr>
+          <m:e>
+            <m:r>
+              <m:t>z</m:t>
+            </m:r>
+          </m:e>
+        </m:d>
+        <m:r>
+          <m:rPr>
+            <m:sty m:val="p"/>
+          </m:rPr>
           <m:t>↔</m:t>
         </m:r>
         <m:r>
           <m:t>y</m:t>
         </m:r>
-        <m:r>
-          <m:t>(</m:t>
-        </m:r>
-        <m:r>
-          <m:t>k</m:t>
-        </m:r>
-        <m:r>
-          <m:t>−</m:t>
-        </m:r>
-        <m:r>
-          <m:t>n</m:t>
-        </m:r>
-        <m:r>
-          <m:t>)</m:t>
-        </m:r>
+        <m:d>
+          <m:dPr>
+            <m:begChr m:val="("/>
+            <m:endChr m:val=")"/>
+            <m:sepChr m:val=""/>
+            <m:grow/>
+          </m:dPr>
+          <m:e>
+            <m:r>
+              <m:t>k</m:t>
+            </m:r>
+            <m:r>
+              <m:rPr>
+                <m:sty m:val="p"/>
+              </m:rPr>
+              <m:t>−</m:t>
+            </m:r>
+            <m:r>
+              <m:t>n</m:t>
+            </m:r>
+          </m:e>
+        </m:d>
       </m:oMath>
       <w:r>
         <w:t xml:space="preserve">），交叉相乘后反变换得</w:t>
@@ -2085,7 +2499,7 @@
     </w:p>
     <w:p>
       <w:pPr>
-        <w:pStyle w:val="TextBody"/>
+        <w:pStyle w:val="BodyText"/>
       </w:pPr>
       <m:oMathPara>
         <m:oMathParaPr>
@@ -2101,16 +2515,23 @@
           <m:r>
             <m:t>y</m:t>
           </m:r>
-          <m:r>
-            <m:t>(</m:t>
-          </m:r>
-          <m:r>
-            <m:t>k</m:t>
-          </m:r>
-          <m:r>
-            <m:t>)</m:t>
-          </m:r>
-          <m:r>
+          <m:d>
+            <m:dPr>
+              <m:begChr m:val="("/>
+              <m:endChr m:val=")"/>
+              <m:sepChr m:val=""/>
+              <m:grow/>
+            </m:dPr>
+            <m:e>
+              <m:r>
+                <m:t>k</m:t>
+              </m:r>
+            </m:e>
+          </m:d>
+          <m:r>
+            <m:rPr>
+              <m:sty m:val="p"/>
+            </m:rPr>
             <m:t>−</m:t>
           </m:r>
           <m:r>
@@ -2122,124 +2543,171 @@
           <m:r>
             <m:t>y</m:t>
           </m:r>
-          <m:r>
-            <m:t>(</m:t>
-          </m:r>
-          <m:r>
-            <m:t>k</m:t>
-          </m:r>
-          <m:r>
+          <m:d>
+            <m:dPr>
+              <m:begChr m:val="("/>
+              <m:endChr m:val=")"/>
+              <m:sepChr m:val=""/>
+              <m:grow/>
+            </m:dPr>
+            <m:e>
+              <m:r>
+                <m:t>k</m:t>
+              </m:r>
+              <m:r>
+                <m:rPr>
+                  <m:sty m:val="p"/>
+                </m:rPr>
+                <m:t>−</m:t>
+              </m:r>
+              <m:r>
+                <m:t>1</m:t>
+              </m:r>
+            </m:e>
+          </m:d>
+          <m:r>
+            <m:rPr>
+              <m:sty m:val="p"/>
+            </m:rPr>
+            <m:t>+</m:t>
+          </m:r>
+          <m:r>
+            <m:t>0.2</m:t>
+          </m:r>
+          <m:r>
+            <m:t> </m:t>
+          </m:r>
+          <m:r>
+            <m:t>y</m:t>
+          </m:r>
+          <m:d>
+            <m:dPr>
+              <m:begChr m:val="("/>
+              <m:endChr m:val=")"/>
+              <m:sepChr m:val=""/>
+              <m:grow/>
+            </m:dPr>
+            <m:e>
+              <m:r>
+                <m:t>k</m:t>
+              </m:r>
+              <m:r>
+                <m:rPr>
+                  <m:sty m:val="p"/>
+                </m:rPr>
+                <m:t>−</m:t>
+              </m:r>
+              <m:r>
+                <m:t>2</m:t>
+              </m:r>
+            </m:e>
+          </m:d>
+          <m:r>
+            <m:rPr>
+              <m:sty m:val="p"/>
+            </m:rPr>
+            <m:t>=</m:t>
+          </m:r>
+          <m:r>
+            <m:t>6.4</m:t>
+          </m:r>
+          <m:r>
+            <m:t> </m:t>
+          </m:r>
+          <m:r>
+            <m:t>x</m:t>
+          </m:r>
+          <m:d>
+            <m:dPr>
+              <m:begChr m:val="("/>
+              <m:endChr m:val=")"/>
+              <m:sepChr m:val=""/>
+              <m:grow/>
+            </m:dPr>
+            <m:e>
+              <m:r>
+                <m:t>k</m:t>
+              </m:r>
+            </m:e>
+          </m:d>
+          <m:r>
+            <m:rPr>
+              <m:sty m:val="p"/>
+            </m:rPr>
             <m:t>−</m:t>
           </m:r>
           <m:r>
-            <m:t>1</m:t>
-          </m:r>
-          <m:r>
-            <m:t>)</m:t>
-          </m:r>
-          <m:r>
+            <m:t>10</m:t>
+          </m:r>
+          <m:r>
+            <m:t> </m:t>
+          </m:r>
+          <m:r>
+            <m:t>x</m:t>
+          </m:r>
+          <m:d>
+            <m:dPr>
+              <m:begChr m:val="("/>
+              <m:endChr m:val=")"/>
+              <m:sepChr m:val=""/>
+              <m:grow/>
+            </m:dPr>
+            <m:e>
+              <m:r>
+                <m:t>k</m:t>
+              </m:r>
+              <m:r>
+                <m:rPr>
+                  <m:sty m:val="p"/>
+                </m:rPr>
+                <m:t>−</m:t>
+              </m:r>
+              <m:r>
+                <m:t>1</m:t>
+              </m:r>
+            </m:e>
+          </m:d>
+          <m:r>
+            <m:rPr>
+              <m:sty m:val="p"/>
+            </m:rPr>
             <m:t>+</m:t>
           </m:r>
           <m:r>
-            <m:t>0.2</m:t>
+            <m:t>4</m:t>
           </m:r>
           <m:r>
             <m:t> </m:t>
           </m:r>
           <m:r>
-            <m:t>y</m:t>
-          </m:r>
-          <m:r>
-            <m:t>(</m:t>
-          </m:r>
-          <m:r>
-            <m:t>k</m:t>
-          </m:r>
-          <m:r>
-            <m:t>−</m:t>
-          </m:r>
-          <m:r>
-            <m:t>2</m:t>
-          </m:r>
-          <m:r>
-            <m:t>)</m:t>
-          </m:r>
-          <m:r>
-            <m:t>=</m:t>
-          </m:r>
-          <m:r>
-            <m:t>6.4</m:t>
-          </m:r>
-          <m:r>
-            <m:t> </m:t>
-          </m:r>
-          <m:r>
             <m:t>x</m:t>
           </m:r>
-          <m:r>
-            <m:t>(</m:t>
-          </m:r>
-          <m:r>
-            <m:t>k</m:t>
-          </m:r>
-          <m:r>
-            <m:t>)</m:t>
-          </m:r>
-          <m:r>
-            <m:t>−</m:t>
-          </m:r>
-          <m:r>
-            <m:t>10</m:t>
-          </m:r>
-          <m:r>
-            <m:t> </m:t>
-          </m:r>
-          <m:r>
-            <m:t>x</m:t>
-          </m:r>
-          <m:r>
-            <m:t>(</m:t>
-          </m:r>
-          <m:r>
-            <m:t>k</m:t>
-          </m:r>
-          <m:r>
-            <m:t>−</m:t>
-          </m:r>
-          <m:r>
-            <m:t>1</m:t>
-          </m:r>
-          <m:r>
-            <m:t>)</m:t>
-          </m:r>
-          <m:r>
-            <m:t>+</m:t>
-          </m:r>
-          <m:r>
-            <m:t>4</m:t>
-          </m:r>
-          <m:r>
-            <m:t> </m:t>
-          </m:r>
-          <m:r>
-            <m:t>x</m:t>
-          </m:r>
-          <m:r>
-            <m:t>(</m:t>
-          </m:r>
-          <m:r>
-            <m:t>k</m:t>
-          </m:r>
-          <m:r>
-            <m:t>−</m:t>
-          </m:r>
-          <m:r>
-            <m:t>2</m:t>
-          </m:r>
-          <m:r>
-            <m:t>)</m:t>
-          </m:r>
-          <m:r>
+          <m:d>
+            <m:dPr>
+              <m:begChr m:val="("/>
+              <m:endChr m:val=")"/>
+              <m:sepChr m:val=""/>
+              <m:grow/>
+            </m:dPr>
+            <m:e>
+              <m:r>
+                <m:t>k</m:t>
+              </m:r>
+              <m:r>
+                <m:rPr>
+                  <m:sty m:val="p"/>
+                </m:rPr>
+                <m:t>−</m:t>
+              </m:r>
+              <m:r>
+                <m:t>2</m:t>
+              </m:r>
+            </m:e>
+          </m:d>
+          <m:r>
+            <m:rPr>
+              <m:sty m:val="p"/>
+            </m:rPr>
             <m:t>.</m:t>
           </m:r>
         </m:oMath>
@@ -2259,21 +2727,26 @@
         <m:r>
           <m:t>y</m:t>
         </m:r>
-        <m:r>
-          <m:t>(</m:t>
-        </m:r>
-        <m:r>
-          <m:t>k</m:t>
-        </m:r>
-        <m:r>
-          <m:t>)</m:t>
-        </m:r>
+        <m:d>
+          <m:dPr>
+            <m:begChr m:val="("/>
+            <m:endChr m:val=")"/>
+            <m:sepChr m:val=""/>
+            <m:grow/>
+          </m:dPr>
+          <m:e>
+            <m:r>
+              <m:t>k</m:t>
+            </m:r>
+          </m:e>
+        </m:d>
       </m:oMath>
       <w:r>
         <w:t xml:space="preserve">，即得可直接编程实现的</w:t>
       </w:r>
       <w:r>
         <w:rPr>
+          <w:bCs/>
           <w:b/>
         </w:rPr>
         <w:t xml:space="preserve">递推控制算法</w:t>
@@ -2284,7 +2757,7 @@
     </w:p>
     <w:p>
       <w:pPr>
-        <w:pStyle w:val="TextBody"/>
+        <w:pStyle w:val="BodyText"/>
       </w:pPr>
       <m:oMathPara>
         <m:oMathParaPr>
@@ -2299,16 +2772,23 @@
               <m:r>
                 <m:t>y</m:t>
               </m:r>
-              <m:r>
-                <m:t>(</m:t>
-              </m:r>
-              <m:r>
-                <m:t>k</m:t>
-              </m:r>
-              <m:r>
-                <m:t>)</m:t>
-              </m:r>
-              <m:r>
+              <m:d>
+                <m:dPr>
+                  <m:begChr m:val="("/>
+                  <m:endChr m:val=")"/>
+                  <m:sepChr m:val=""/>
+                  <m:grow/>
+                </m:dPr>
+                <m:e>
+                  <m:r>
+                    <m:t>k</m:t>
+                  </m:r>
+                </m:e>
+              </m:d>
+              <m:r>
+                <m:rPr>
+                  <m:sty m:val="p"/>
+                </m:rPr>
                 <m:t>=</m:t>
               </m:r>
               <m:f>
@@ -2332,22 +2812,32 @@
               <m:r>
                 <m:t>y</m:t>
               </m:r>
-              <m:r>
-                <m:t>(</m:t>
-              </m:r>
-              <m:r>
-                <m:t>k</m:t>
-              </m:r>
-              <m:r>
-                <m:t>−</m:t>
-              </m:r>
-              <m:r>
-                <m:t>1</m:t>
-              </m:r>
-              <m:r>
-                <m:t>)</m:t>
-              </m:r>
-              <m:r>
+              <m:d>
+                <m:dPr>
+                  <m:begChr m:val="("/>
+                  <m:endChr m:val=")"/>
+                  <m:sepChr m:val=""/>
+                  <m:grow/>
+                </m:dPr>
+                <m:e>
+                  <m:r>
+                    <m:t>k</m:t>
+                  </m:r>
+                  <m:r>
+                    <m:rPr>
+                      <m:sty m:val="p"/>
+                    </m:rPr>
+                    <m:t>−</m:t>
+                  </m:r>
+                  <m:r>
+                    <m:t>1</m:t>
+                  </m:r>
+                </m:e>
+              </m:d>
+              <m:r>
+                <m:rPr>
+                  <m:sty m:val="p"/>
+                </m:rPr>
                 <m:t>−</m:t>
               </m:r>
               <m:f>
@@ -2371,22 +2861,32 @@
               <m:r>
                 <m:t>y</m:t>
               </m:r>
-              <m:r>
-                <m:t>(</m:t>
-              </m:r>
-              <m:r>
-                <m:t>k</m:t>
-              </m:r>
-              <m:r>
-                <m:t>−</m:t>
-              </m:r>
-              <m:r>
-                <m:t>2</m:t>
-              </m:r>
-              <m:r>
-                <m:t>)</m:t>
-              </m:r>
-              <m:r>
+              <m:d>
+                <m:dPr>
+                  <m:begChr m:val="("/>
+                  <m:endChr m:val=")"/>
+                  <m:sepChr m:val=""/>
+                  <m:grow/>
+                </m:dPr>
+                <m:e>
+                  <m:r>
+                    <m:t>k</m:t>
+                  </m:r>
+                  <m:r>
+                    <m:rPr>
+                      <m:sty m:val="p"/>
+                    </m:rPr>
+                    <m:t>−</m:t>
+                  </m:r>
+                  <m:r>
+                    <m:t>2</m:t>
+                  </m:r>
+                </m:e>
+              </m:d>
+              <m:r>
+                <m:rPr>
+                  <m:sty m:val="p"/>
+                </m:rPr>
                 <m:t>+</m:t>
               </m:r>
               <m:f>
@@ -2410,16 +2910,23 @@
               <m:r>
                 <m:t>x</m:t>
               </m:r>
-              <m:r>
-                <m:t>(</m:t>
-              </m:r>
-              <m:r>
-                <m:t>k</m:t>
-              </m:r>
-              <m:r>
-                <m:t>)</m:t>
-              </m:r>
-              <m:r>
+              <m:d>
+                <m:dPr>
+                  <m:begChr m:val="("/>
+                  <m:endChr m:val=")"/>
+                  <m:sepChr m:val=""/>
+                  <m:grow/>
+                </m:dPr>
+                <m:e>
+                  <m:r>
+                    <m:t>k</m:t>
+                  </m:r>
+                </m:e>
+              </m:d>
+              <m:r>
+                <m:rPr>
+                  <m:sty m:val="p"/>
+                </m:rPr>
                 <m:t>−</m:t>
               </m:r>
               <m:f>
@@ -2443,22 +2950,32 @@
               <m:r>
                 <m:t>x</m:t>
               </m:r>
-              <m:r>
-                <m:t>(</m:t>
-              </m:r>
-              <m:r>
-                <m:t>k</m:t>
-              </m:r>
-              <m:r>
-                <m:t>−</m:t>
-              </m:r>
-              <m:r>
-                <m:t>1</m:t>
-              </m:r>
-              <m:r>
-                <m:t>)</m:t>
-              </m:r>
-              <m:r>
+              <m:d>
+                <m:dPr>
+                  <m:begChr m:val="("/>
+                  <m:endChr m:val=")"/>
+                  <m:sepChr m:val=""/>
+                  <m:grow/>
+                </m:dPr>
+                <m:e>
+                  <m:r>
+                    <m:t>k</m:t>
+                  </m:r>
+                  <m:r>
+                    <m:rPr>
+                      <m:sty m:val="p"/>
+                    </m:rPr>
+                    <m:t>−</m:t>
+                  </m:r>
+                  <m:r>
+                    <m:t>1</m:t>
+                  </m:r>
+                </m:e>
+              </m:d>
+              <m:r>
+                <m:rPr>
+                  <m:sty m:val="p"/>
+                </m:rPr>
                 <m:t>+</m:t>
               </m:r>
               <m:f>
@@ -2482,21 +2999,28 @@
               <m:r>
                 <m:t>x</m:t>
               </m:r>
-              <m:r>
-                <m:t>(</m:t>
-              </m:r>
-              <m:r>
-                <m:t>k</m:t>
-              </m:r>
-              <m:r>
-                <m:t>−</m:t>
-              </m:r>
-              <m:r>
-                <m:t>2</m:t>
-              </m:r>
-              <m:r>
-                <m:t>)</m:t>
-              </m:r>
+              <m:d>
+                <m:dPr>
+                  <m:begChr m:val="("/>
+                  <m:endChr m:val=")"/>
+                  <m:sepChr m:val=""/>
+                  <m:grow/>
+                </m:dPr>
+                <m:e>
+                  <m:r>
+                    <m:t>k</m:t>
+                  </m:r>
+                  <m:r>
+                    <m:rPr>
+                      <m:sty m:val="p"/>
+                    </m:rPr>
+                    <m:t>−</m:t>
+                  </m:r>
+                  <m:r>
+                    <m:t>2</m:t>
+                  </m:r>
+                </m:e>
+              </m:d>
               <m:r>
                 <m:t> </m:t>
               </m:r>
@@ -2515,7 +3039,7 @@
     </w:p>
     <w:p>
       <w:pPr>
-        <w:pStyle w:val="TextBody"/>
+        <w:pStyle w:val="BodyText"/>
       </w:pPr>
       <m:oMathPara>
         <m:oMathParaPr>
@@ -2525,16 +3049,23 @@
           <m:r>
             <m:t>y</m:t>
           </m:r>
-          <m:r>
-            <m:t>(</m:t>
-          </m:r>
-          <m:r>
-            <m:t>k</m:t>
-          </m:r>
-          <m:r>
-            <m:t>)</m:t>
-          </m:r>
-          <m:r>
+          <m:d>
+            <m:dPr>
+              <m:begChr m:val="("/>
+              <m:endChr m:val=")"/>
+              <m:sepChr m:val=""/>
+              <m:grow/>
+            </m:dPr>
+            <m:e>
+              <m:r>
+                <m:t>k</m:t>
+              </m:r>
+            </m:e>
+          </m:d>
+          <m:r>
+            <m:rPr>
+              <m:sty m:val="p"/>
+            </m:rPr>
             <m:t>≈</m:t>
           </m:r>
           <m:r>
@@ -2546,53 +3077,138 @@
           <m:r>
             <m:t>y</m:t>
           </m:r>
-          <m:r>
-            <m:t>(</m:t>
-          </m:r>
-          <m:r>
-            <m:t>k</m:t>
-          </m:r>
-          <m:r>
+          <m:d>
+            <m:dPr>
+              <m:begChr m:val="("/>
+              <m:endChr m:val=")"/>
+              <m:sepChr m:val=""/>
+              <m:grow/>
+            </m:dPr>
+            <m:e>
+              <m:r>
+                <m:t>k</m:t>
+              </m:r>
+              <m:r>
+                <m:rPr>
+                  <m:sty m:val="p"/>
+                </m:rPr>
+                <m:t>−</m:t>
+              </m:r>
+              <m:r>
+                <m:t>1</m:t>
+              </m:r>
+            </m:e>
+          </m:d>
+          <m:r>
+            <m:rPr>
+              <m:sty m:val="p"/>
+            </m:rPr>
             <m:t>−</m:t>
           </m:r>
           <m:r>
-            <m:t>1</m:t>
-          </m:r>
-          <m:r>
-            <m:t>)</m:t>
-          </m:r>
-          <m:r>
+            <m:t>0.167</m:t>
+          </m:r>
+          <m:r>
+            <m:t> </m:t>
+          </m:r>
+          <m:r>
+            <m:t>y</m:t>
+          </m:r>
+          <m:d>
+            <m:dPr>
+              <m:begChr m:val="("/>
+              <m:endChr m:val=")"/>
+              <m:sepChr m:val=""/>
+              <m:grow/>
+            </m:dPr>
+            <m:e>
+              <m:r>
+                <m:t>k</m:t>
+              </m:r>
+              <m:r>
+                <m:rPr>
+                  <m:sty m:val="p"/>
+                </m:rPr>
+                <m:t>−</m:t>
+              </m:r>
+              <m:r>
+                <m:t>2</m:t>
+              </m:r>
+            </m:e>
+          </m:d>
+          <m:r>
+            <m:rPr>
+              <m:sty m:val="p"/>
+            </m:rPr>
+            <m:t>+</m:t>
+          </m:r>
+          <m:r>
+            <m:t>5.333</m:t>
+          </m:r>
+          <m:r>
+            <m:t> </m:t>
+          </m:r>
+          <m:r>
+            <m:t>x</m:t>
+          </m:r>
+          <m:d>
+            <m:dPr>
+              <m:begChr m:val="("/>
+              <m:endChr m:val=")"/>
+              <m:sepChr m:val=""/>
+              <m:grow/>
+            </m:dPr>
+            <m:e>
+              <m:r>
+                <m:t>k</m:t>
+              </m:r>
+            </m:e>
+          </m:d>
+          <m:r>
+            <m:rPr>
+              <m:sty m:val="p"/>
+            </m:rPr>
             <m:t>−</m:t>
           </m:r>
           <m:r>
-            <m:t>0.167</m:t>
+            <m:t>8.333</m:t>
           </m:r>
           <m:r>
             <m:t> </m:t>
           </m:r>
           <m:r>
-            <m:t>y</m:t>
-          </m:r>
-          <m:r>
-            <m:t>(</m:t>
-          </m:r>
-          <m:r>
-            <m:t>k</m:t>
-          </m:r>
-          <m:r>
-            <m:t>−</m:t>
-          </m:r>
-          <m:r>
-            <m:t>2</m:t>
-          </m:r>
-          <m:r>
-            <m:t>)</m:t>
-          </m:r>
-          <m:r>
+            <m:t>x</m:t>
+          </m:r>
+          <m:d>
+            <m:dPr>
+              <m:begChr m:val="("/>
+              <m:endChr m:val=")"/>
+              <m:sepChr m:val=""/>
+              <m:grow/>
+            </m:dPr>
+            <m:e>
+              <m:r>
+                <m:t>k</m:t>
+              </m:r>
+              <m:r>
+                <m:rPr>
+                  <m:sty m:val="p"/>
+                </m:rPr>
+                <m:t>−</m:t>
+              </m:r>
+              <m:r>
+                <m:t>1</m:t>
+              </m:r>
+            </m:e>
+          </m:d>
+          <m:r>
+            <m:rPr>
+              <m:sty m:val="p"/>
+            </m:rPr>
             <m:t>+</m:t>
           </m:r>
           <m:r>
-            <m:t>5.333</m:t>
+            <m:t>3.333</m:t>
           </m:r>
           <m:r>
             <m:t> </m:t>
@@ -2600,70 +3216,32 @@
           <m:r>
             <m:t>x</m:t>
           </m:r>
-          <m:r>
-            <m:t>(</m:t>
-          </m:r>
-          <m:r>
-            <m:t>k</m:t>
-          </m:r>
-          <m:r>
-            <m:t>)</m:t>
-          </m:r>
-          <m:r>
-            <m:t>−</m:t>
-          </m:r>
-          <m:r>
-            <m:t>8.333</m:t>
-          </m:r>
-          <m:r>
-            <m:t> </m:t>
-          </m:r>
-          <m:r>
-            <m:t>x</m:t>
-          </m:r>
-          <m:r>
-            <m:t>(</m:t>
-          </m:r>
-          <m:r>
-            <m:t>k</m:t>
-          </m:r>
-          <m:r>
-            <m:t>−</m:t>
-          </m:r>
-          <m:r>
-            <m:t>1</m:t>
-          </m:r>
-          <m:r>
-            <m:t>)</m:t>
-          </m:r>
-          <m:r>
-            <m:t>+</m:t>
-          </m:r>
-          <m:r>
-            <m:t>3.333</m:t>
-          </m:r>
-          <m:r>
-            <m:t> </m:t>
-          </m:r>
-          <m:r>
-            <m:t>x</m:t>
-          </m:r>
-          <m:r>
-            <m:t>(</m:t>
-          </m:r>
-          <m:r>
-            <m:t>k</m:t>
-          </m:r>
-          <m:r>
-            <m:t>−</m:t>
-          </m:r>
-          <m:r>
-            <m:t>2</m:t>
-          </m:r>
-          <m:r>
-            <m:t>)</m:t>
-          </m:r>
-          <m:r>
+          <m:d>
+            <m:dPr>
+              <m:begChr m:val="("/>
+              <m:endChr m:val=")"/>
+              <m:sepChr m:val=""/>
+              <m:grow/>
+            </m:dPr>
+            <m:e>
+              <m:r>
+                <m:t>k</m:t>
+              </m:r>
+              <m:r>
+                <m:rPr>
+                  <m:sty m:val="p"/>
+                </m:rPr>
+                <m:t>−</m:t>
+              </m:r>
+              <m:r>
+                <m:t>2</m:t>
+              </m:r>
+            </m:e>
+          </m:d>
+          <m:r>
+            <m:rPr>
+              <m:sty m:val="p"/>
+            </m:rPr>
             <m:t>.</m:t>
           </m:r>
         </m:oMath>
@@ -2683,211 +3261,262 @@
         <m:r>
           <m:t>x</m:t>
         </m:r>
-        <m:r>
-          <m:t>(</m:t>
-        </m:r>
+        <m:d>
+          <m:dPr>
+            <m:begChr m:val="("/>
+            <m:endChr m:val=")"/>
+            <m:sepChr m:val=""/>
+            <m:grow/>
+          </m:dPr>
+          <m:e>
+            <m:r>
+              <m:t>k</m:t>
+            </m:r>
+          </m:e>
+        </m:d>
+      </m:oMath>
+      <w:r>
+        <w:t xml:space="preserve"> </w:t>
+      </w:r>
+      <w:r>
+        <w:t xml:space="preserve">为第</w:t>
+      </w:r>
+      <w:r>
+        <w:t xml:space="preserve"> </w:t>
+      </w:r>
+      <m:oMath>
         <m:r>
           <m:t>k</m:t>
         </m:r>
-        <m:r>
-          <m:t>)</m:t>
-        </m:r>
       </m:oMath>
       <w:r>
         <w:t xml:space="preserve"> </w:t>
       </w:r>
       <w:r>
-        <w:t xml:space="preserve">为第</w:t>
-      </w:r>
-      <w:r>
-        <w:t xml:space="preserve"> </w:t>
+        <w:t xml:space="preserve">个采样周期的输入（偏差），</w:t>
       </w:r>
       <m:oMath>
         <m:r>
-          <m:t>k</m:t>
-        </m:r>
+          <m:t>y</m:t>
+        </m:r>
+        <m:d>
+          <m:dPr>
+            <m:begChr m:val="("/>
+            <m:endChr m:val=")"/>
+            <m:sepChr m:val=""/>
+            <m:grow/>
+          </m:dPr>
+          <m:e>
+            <m:r>
+              <m:t>k</m:t>
+            </m:r>
+          </m:e>
+        </m:d>
       </m:oMath>
       <w:r>
         <w:t xml:space="preserve"> </w:t>
       </w:r>
       <w:r>
-        <w:t xml:space="preserve">个采样周期的输入（偏差），</w:t>
+        <w:t xml:space="preserve">为对应的控制输出；只需保存前两拍的输入</w:t>
+      </w:r>
+      <w:r>
+        <w:t xml:space="preserve"> </w:t>
       </w:r>
       <m:oMath>
         <m:r>
+          <m:t>x</m:t>
+        </m:r>
+        <m:d>
+          <m:dPr>
+            <m:begChr m:val="("/>
+            <m:endChr m:val=")"/>
+            <m:sepChr m:val=""/>
+            <m:grow/>
+          </m:dPr>
+          <m:e>
+            <m:r>
+              <m:t>k</m:t>
+            </m:r>
+            <m:r>
+              <m:rPr>
+                <m:sty m:val="p"/>
+              </m:rPr>
+              <m:t>−</m:t>
+            </m:r>
+            <m:r>
+              <m:t>1</m:t>
+            </m:r>
+          </m:e>
+        </m:d>
+        <m:r>
+          <m:rPr>
+            <m:sty m:val="p"/>
+          </m:rPr>
+          <m:t>,</m:t>
+        </m:r>
+        <m:r>
+          <m:t>x</m:t>
+        </m:r>
+        <m:d>
+          <m:dPr>
+            <m:begChr m:val="("/>
+            <m:endChr m:val=")"/>
+            <m:sepChr m:val=""/>
+            <m:grow/>
+          </m:dPr>
+          <m:e>
+            <m:r>
+              <m:t>k</m:t>
+            </m:r>
+            <m:r>
+              <m:rPr>
+                <m:sty m:val="p"/>
+              </m:rPr>
+              <m:t>−</m:t>
+            </m:r>
+            <m:r>
+              <m:t>2</m:t>
+            </m:r>
+          </m:e>
+        </m:d>
+      </m:oMath>
+      <w:r>
+        <w:t xml:space="preserve"> </w:t>
+      </w:r>
+      <w:r>
+        <w:t xml:space="preserve">与输出</w:t>
+      </w:r>
+      <w:r>
+        <w:t xml:space="preserve"> </w:t>
+      </w:r>
+      <m:oMath>
+        <m:r>
           <m:t>y</m:t>
         </m:r>
-        <m:r>
-          <m:t>(</m:t>
-        </m:r>
-        <m:r>
-          <m:t>k</m:t>
-        </m:r>
-        <m:r>
-          <m:t>)</m:t>
-        </m:r>
+        <m:d>
+          <m:dPr>
+            <m:begChr m:val="("/>
+            <m:endChr m:val=")"/>
+            <m:sepChr m:val=""/>
+            <m:grow/>
+          </m:dPr>
+          <m:e>
+            <m:r>
+              <m:t>k</m:t>
+            </m:r>
+            <m:r>
+              <m:rPr>
+                <m:sty m:val="p"/>
+              </m:rPr>
+              <m:t>−</m:t>
+            </m:r>
+            <m:r>
+              <m:t>1</m:t>
+            </m:r>
+          </m:e>
+        </m:d>
+        <m:r>
+          <m:rPr>
+            <m:sty m:val="p"/>
+          </m:rPr>
+          <m:t>,</m:t>
+        </m:r>
+        <m:r>
+          <m:t>y</m:t>
+        </m:r>
+        <m:d>
+          <m:dPr>
+            <m:begChr m:val="("/>
+            <m:endChr m:val=")"/>
+            <m:sepChr m:val=""/>
+            <m:grow/>
+          </m:dPr>
+          <m:e>
+            <m:r>
+              <m:t>k</m:t>
+            </m:r>
+            <m:r>
+              <m:rPr>
+                <m:sty m:val="p"/>
+              </m:rPr>
+              <m:t>−</m:t>
+            </m:r>
+            <m:r>
+              <m:t>2</m:t>
+            </m:r>
+          </m:e>
+        </m:d>
       </m:oMath>
       <w:r>
         <w:t xml:space="preserve"> </w:t>
       </w:r>
       <w:r>
-        <w:t xml:space="preserve">为对应的控制输出；只需保存前两拍的输入</w:t>
-      </w:r>
-      <w:r>
-        <w:t xml:space="preserve"> </w:t>
+        <w:t xml:space="preserve">即可在每个控制周期递推计算，便于在计算机中实现。</w:t>
+      </w:r>
+    </w:p>
+    <w:bookmarkEnd w:id="24"/>
+    <w:bookmarkEnd w:id="25"/>
+    <w:bookmarkStart w:id="37" w:name="sim-1-vdc-转-4-sim-20-ma-电流输出电路设计"/>
+    <w:p>
+      <w:pPr>
+        <w:pStyle w:val="Heading1"/>
+      </w:pPr>
+      <w:r>
+        <w:t xml:space="preserve">0 </w:t>
       </w:r>
       <m:oMath>
         <m:r>
-          <m:t>x</m:t>
-        </m:r>
-        <m:r>
-          <m:t>(</m:t>
-        </m:r>
-        <m:r>
-          <m:t>k</m:t>
-        </m:r>
-        <m:r>
-          <m:t>−</m:t>
-        </m:r>
-        <m:r>
-          <m:t>1</m:t>
-        </m:r>
-        <m:r>
-          <m:t>)</m:t>
-        </m:r>
-        <m:r>
-          <m:t>,</m:t>
-        </m:r>
-        <m:r>
-          <m:t>x</m:t>
-        </m:r>
-        <m:r>
-          <m:t>(</m:t>
-        </m:r>
-        <m:r>
-          <m:t>k</m:t>
-        </m:r>
-        <m:r>
-          <m:t>−</m:t>
-        </m:r>
-        <m:r>
-          <m:t>2</m:t>
-        </m:r>
-        <m:r>
-          <m:t>)</m:t>
+          <m:rPr>
+            <m:sty m:val="p"/>
+          </m:rPr>
+          <m:t>∼</m:t>
         </m:r>
       </m:oMath>
       <w:r>
-        <w:t xml:space="preserve"> </w:t>
-      </w:r>
-      <w:r>
-        <w:t xml:space="preserve">与输出</w:t>
-      </w:r>
-      <w:r>
-        <w:t xml:space="preserve"> </w:t>
+        <w:t xml:space="preserve"> 1 VDC 转 4 </w:t>
       </w:r>
       <m:oMath>
         <m:r>
-          <m:t>y</m:t>
-        </m:r>
-        <m:r>
-          <m:t>(</m:t>
-        </m:r>
-        <m:r>
-          <m:t>k</m:t>
-        </m:r>
-        <m:r>
-          <m:t>−</m:t>
-        </m:r>
-        <m:r>
-          <m:t>1</m:t>
-        </m:r>
-        <m:r>
-          <m:t>)</m:t>
-        </m:r>
-        <m:r>
-          <m:t>,</m:t>
-        </m:r>
-        <m:r>
-          <m:t>y</m:t>
-        </m:r>
-        <m:r>
-          <m:t>(</m:t>
-        </m:r>
-        <m:r>
-          <m:t>k</m:t>
-        </m:r>
-        <m:r>
-          <m:t>−</m:t>
-        </m:r>
-        <m:r>
-          <m:t>2</m:t>
-        </m:r>
-        <m:r>
-          <m:t>)</m:t>
+          <m:rPr>
+            <m:sty m:val="p"/>
+          </m:rPr>
+          <m:t>∼</m:t>
         </m:r>
       </m:oMath>
       <w:r>
-        <w:t xml:space="preserve"> </w:t>
-      </w:r>
-      <w:r>
-        <w:t xml:space="preserve">即可在每个控制周期递推计算，便于在计算机中实现。</w:t>
+        <w:t xml:space="preserve"> 20 mA 电流输出电路设计</w:t>
+      </w:r>
+    </w:p>
+    <w:bookmarkStart w:id="26" w:name="设计指标"/>
+    <w:p>
+      <w:pPr>
+        <w:pStyle w:val="Heading2"/>
+      </w:pPr>
+      <w:r>
+        <w:t xml:space="preserve">设计指标</w:t>
       </w:r>
     </w:p>
     <w:p>
       <w:pPr>
-        <w:pStyle w:val="Heading1"/>
-      </w:pPr>
-      <w:bookmarkStart w:id="26" w:name="sim-1-vdc-转-4-sim-20-ma-电流输出电路设计"/>
-      <w:r>
-        <w:t xml:space="preserve">0 </w:t>
+        <w:pStyle w:val="FirstParagraph"/>
+      </w:pPr>
+      <w:r>
+        <w:t xml:space="preserve">要求把</w:t>
+      </w:r>
+      <w:r>
+        <w:t xml:space="preserve"> </w:t>
       </w:r>
       <m:oMath>
         <m:r>
-          <m:t>∼</m:t>
-        </m:r>
-      </m:oMath>
-      <w:r>
-        <w:t xml:space="preserve"> 1 VDC 转 4 </w:t>
-      </w:r>
-      <m:oMath>
-        <m:r>
-          <m:t>∼</m:t>
-        </m:r>
-      </m:oMath>
-      <w:r>
-        <w:t xml:space="preserve"> 20 mA 电流输出电路设计</w:t>
-      </w:r>
-      <w:bookmarkEnd w:id="26"/>
-    </w:p>
-    <w:p>
-      <w:pPr>
-        <w:pStyle w:val="Heading2"/>
-      </w:pPr>
-      <w:bookmarkStart w:id="27" w:name="设计指标"/>
-      <w:r>
-        <w:t xml:space="preserve">设计指标</w:t>
-      </w:r>
-      <w:bookmarkEnd w:id="27"/>
-    </w:p>
-    <w:p>
-      <w:pPr>
-        <w:pStyle w:val="FirstParagraph"/>
-      </w:pPr>
-      <w:r>
-        <w:t xml:space="preserve">要求把</w:t>
-      </w:r>
-      <w:r>
-        <w:t xml:space="preserve"> </w:t>
-      </w:r>
-      <m:oMath>
-        <m:r>
           <m:t>0</m:t>
         </m:r>
         <m:r>
           <m:t>​</m:t>
         </m:r>
         <m:r>
+          <m:rPr>
+            <m:sty m:val="p"/>
+          </m:rPr>
           <m:t>∼</m:t>
         </m:r>
         <m:r>
@@ -2923,6 +3552,9 @@
           <m:t>​</m:t>
         </m:r>
         <m:r>
+          <m:rPr>
+            <m:sty m:val="p"/>
+          </m:rPr>
           <m:t>∼</m:t>
         </m:r>
         <m:r>
@@ -2962,7 +3594,7 @@
     </w:p>
     <w:p>
       <w:pPr>
-        <w:pStyle w:val="TextBody"/>
+        <w:pStyle w:val="BodyText"/>
       </w:pPr>
       <m:oMathPara>
         <m:oMathParaPr>
@@ -2988,6 +3620,9 @@
             </m:sub>
           </m:sSub>
           <m:r>
+            <m:rPr>
+              <m:sty m:val="p"/>
+            </m:rPr>
             <m:t>=</m:t>
           </m:r>
           <m:r>
@@ -3009,6 +3644,9 @@
             <m:t>A</m:t>
           </m:r>
           <m:r>
+            <m:rPr>
+              <m:sty m:val="p"/>
+            </m:rPr>
             <m:t>+</m:t>
           </m:r>
           <m:r>
@@ -3030,6 +3668,9 @@
             <m:t>A</m:t>
           </m:r>
           <m:r>
+            <m:rPr>
+              <m:sty m:val="p"/>
+            </m:rPr>
             <m:t>×</m:t>
           </m:r>
           <m:sSub>
@@ -3048,12 +3689,16 @@
             </m:sub>
           </m:sSub>
           <m:r>
+            <m:rPr>
+              <m:sty m:val="p"/>
+            </m:rPr>
             <m:t>=</m:t>
           </m:r>
           <m:d>
             <m:dPr>
               <m:begChr m:val="("/>
               <m:endChr m:val=")"/>
+              <m:sepChr m:val=""/>
               <m:grow/>
             </m:dPr>
             <m:e>
@@ -3079,6 +3724,9 @@
                 </m:sub>
               </m:sSub>
               <m:r>
+                <m:rPr>
+                  <m:sty m:val="p"/>
+                </m:rPr>
                 <m:t>+</m:t>
               </m:r>
               <m:r>
@@ -3102,6 +3750,9 @@
             <m:t>A</m:t>
           </m:r>
           <m:r>
+            <m:rPr>
+              <m:sty m:val="p"/>
+            </m:rPr>
             <m:t>,</m:t>
           </m:r>
           <m:r>
@@ -3123,23 +3774,33 @@
             </m:sub>
           </m:sSub>
           <m:r>
+            <m:rPr>
+              <m:sty m:val="p"/>
+            </m:rPr>
             <m:t>∈</m:t>
           </m:r>
-          <m:r>
-            <m:t>[</m:t>
-          </m:r>
-          <m:r>
-            <m:t>0</m:t>
-          </m:r>
-          <m:r>
-            <m:t>,</m:t>
-          </m:r>
-          <m:r>
-            <m:t>1</m:t>
-          </m:r>
-          <m:r>
-            <m:t>]</m:t>
-          </m:r>
+          <m:d>
+            <m:dPr>
+              <m:begChr m:val="["/>
+              <m:endChr m:val="]"/>
+              <m:sepChr m:val=""/>
+              <m:grow/>
+            </m:dPr>
+            <m:e>
+              <m:r>
+                <m:t>0</m:t>
+              </m:r>
+              <m:r>
+                <m:rPr>
+                  <m:sty m:val="p"/>
+                </m:rPr>
+                <m:t>,</m:t>
+              </m:r>
+              <m:r>
+                <m:t>1</m:t>
+              </m:r>
+            </m:e>
+          </m:d>
           <m:r>
             <m:t> </m:t>
           </m:r>
@@ -3150,6 +3811,9 @@
             <m:t>V</m:t>
           </m:r>
           <m:r>
+            <m:rPr>
+              <m:sty m:val="p"/>
+            </m:rPr>
             <m:t>.</m:t>
           </m:r>
         </m:oMath>
@@ -3193,6 +3857,7 @@
       </w:r>
       <w:r>
         <w:rPr>
+          <w:bCs/>
           <w:b/>
         </w:rPr>
         <w:t xml:space="preserve">零点（活零点）迁移量</w:t>
@@ -3243,6 +3908,7 @@
       </w:r>
       <w:r>
         <w:rPr>
+          <w:bCs/>
           <w:b/>
         </w:rPr>
         <w:t xml:space="preserve">量程（跨度）</w:t>
@@ -3251,15 +3917,15 @@
         <w:t xml:space="preserve">。</w:t>
       </w:r>
     </w:p>
+    <w:bookmarkEnd w:id="26"/>
+    <w:bookmarkStart w:id="27" w:name="总体方案"/>
     <w:p>
       <w:pPr>
         <w:pStyle w:val="Heading2"/>
       </w:pPr>
-      <w:bookmarkStart w:id="28" w:name="总体方案"/>
       <w:r>
         <w:t xml:space="preserve">总体方案</w:t>
       </w:r>
-      <w:bookmarkEnd w:id="28"/>
     </w:p>
     <w:p>
       <w:pPr>
@@ -3271,7 +3937,7 @@
       <w:hyperlink w:anchor="fig:vi">
         <w:r>
           <w:rPr>
-            <w:rStyle w:val="InternetLink"/>
+            <w:rStyle w:val="Hyperlink"/>
           </w:rPr>
           <w:t xml:space="preserve">1</w:t>
         </w:r>
@@ -3292,6 +3958,7 @@
       </w:pPr>
       <w:r>
         <w:rPr>
+          <w:bCs/>
           <w:b/>
         </w:rPr>
         <w:t xml:space="preserve">零点/量程调理级（U1）</w:t>
@@ -3341,12 +4008,14 @@
       </w:pPr>
       <w:r>
         <w:rPr>
+          <w:bCs/>
           <w:b/>
         </w:rPr>
         <w:t xml:space="preserve">电压/电流转换级（U2 + Q1 +</w:t>
       </w:r>
       <w:r>
         <w:rPr>
+          <w:bCs/>
           <w:b/>
         </w:rPr>
         <w:t xml:space="preserve"> </w:t>
@@ -3367,6 +4036,7 @@
       </m:oMath>
       <w:r>
         <w:rPr>
+          <w:bCs/>
           <w:b/>
         </w:rPr>
         <w:t xml:space="preserve">）</w:t>
@@ -3397,6 +4067,9 @@
           </m:sub>
         </m:sSub>
         <m:r>
+          <m:rPr>
+            <m:sty m:val="p"/>
+          </m:rPr>
           <m:t>/</m:t>
         </m:r>
         <m:sSub>
@@ -3439,15 +4112,15 @@
         <w:t xml:space="preserve">无关。</w:t>
       </w:r>
     </w:p>
+    <w:bookmarkEnd w:id="27"/>
+    <w:bookmarkStart w:id="28" w:name="量程与零点的匹配"/>
     <w:p>
       <w:pPr>
         <w:pStyle w:val="Heading2"/>
       </w:pPr>
-      <w:bookmarkStart w:id="29" w:name="量程与零点的匹配"/>
       <w:r>
         <w:t xml:space="preserve">量程与零点的匹配</w:t>
       </w:r>
-      <w:bookmarkEnd w:id="29"/>
     </w:p>
     <w:p>
       <w:pPr>
@@ -3482,6 +4155,9 @@
           </m:sub>
         </m:sSub>
         <m:r>
+          <m:rPr>
+            <m:sty m:val="p"/>
+          </m:rPr>
           <m:t>=</m:t>
         </m:r>
         <m:sSub>
@@ -3509,7 +4185,7 @@
     </w:p>
     <w:p>
       <w:pPr>
-        <w:pStyle w:val="TextBody"/>
+        <w:pStyle w:val="BodyText"/>
       </w:pPr>
       <m:oMathPara>
         <m:oMathParaPr>
@@ -3535,6 +4211,9 @@
             </m:sub>
           </m:sSub>
           <m:r>
+            <m:rPr>
+              <m:sty m:val="p"/>
+            </m:rPr>
             <m:t>=</m:t>
           </m:r>
           <m:f>
@@ -3571,6 +4250,9 @@
             </m:den>
           </m:f>
           <m:r>
+            <m:rPr>
+              <m:sty m:val="p"/>
+            </m:rPr>
             <m:t>.</m:t>
           </m:r>
         </m:oMath>
@@ -3635,7 +4317,7 @@
     </w:p>
     <w:p>
       <w:pPr>
-        <w:pStyle w:val="TextBody"/>
+        <w:pStyle w:val="BodyText"/>
       </w:pPr>
       <m:oMathPara>
         <m:oMathParaPr>
@@ -3655,6 +4337,9 @@
             </m:sub>
           </m:sSub>
           <m:r>
+            <m:rPr>
+              <m:sty m:val="p"/>
+            </m:rPr>
             <m:t>=</m:t>
           </m:r>
           <m:f>
@@ -3697,6 +4382,9 @@
             </m:den>
           </m:f>
           <m:r>
+            <m:rPr>
+              <m:sty m:val="p"/>
+            </m:rPr>
             <m:t>=</m:t>
           </m:r>
           <m:r>
@@ -3709,6 +4397,9 @@
             <m:t>Ω</m:t>
           </m:r>
           <m:r>
+            <m:rPr>
+              <m:sty m:val="p"/>
+            </m:rPr>
             <m:t>,</m:t>
           </m:r>
         </m:oMath>
@@ -3773,7 +4464,7 @@
     </w:p>
     <w:p>
       <w:pPr>
-        <w:pStyle w:val="TextBody"/>
+        <w:pStyle w:val="BodyText"/>
       </w:pPr>
       <m:oMathPara>
         <m:oMathParaPr>
@@ -3796,6 +4487,9 @@
             </m:sub>
           </m:sSub>
           <m:r>
+            <m:rPr>
+              <m:sty m:val="p"/>
+            </m:rPr>
             <m:t>=</m:t>
           </m:r>
           <m:sSub>
@@ -3826,6 +4520,9 @@
             </m:sub>
           </m:sSub>
           <m:r>
+            <m:rPr>
+              <m:sty m:val="p"/>
+            </m:rPr>
             <m:t>=</m:t>
           </m:r>
           <m:r>
@@ -3847,6 +4544,9 @@
             <m:t>A</m:t>
           </m:r>
           <m:r>
+            <m:rPr>
+              <m:sty m:val="p"/>
+            </m:rPr>
             <m:t>×</m:t>
           </m:r>
           <m:r>
@@ -3859,6 +4559,9 @@
             <m:t>Ω</m:t>
           </m:r>
           <m:r>
+            <m:rPr>
+              <m:sty m:val="p"/>
+            </m:rPr>
             <m:t>=</m:t>
           </m:r>
           <m:r>
@@ -3874,6 +4577,9 @@
             <m:t>V</m:t>
           </m:r>
           <m:r>
+            <m:rPr>
+              <m:sty m:val="p"/>
+            </m:rPr>
             <m:t>.</m:t>
           </m:r>
         </m:oMath>
@@ -3889,7 +4595,7 @@
     </w:p>
     <w:p>
       <w:pPr>
-        <w:pStyle w:val="TextBody"/>
+        <w:pStyle w:val="BodyText"/>
       </w:pPr>
       <m:oMathPara>
         <m:oMathParaPr>
@@ -3909,6 +4615,9 @@
             </m:sub>
           </m:sSub>
           <m:r>
+            <m:rPr>
+              <m:sty m:val="p"/>
+            </m:rPr>
             <m:t>=</m:t>
           </m:r>
           <m:sSub>
@@ -3927,6 +4636,9 @@
             </m:sub>
           </m:sSub>
           <m:r>
+            <m:rPr>
+              <m:sty m:val="p"/>
+            </m:rPr>
             <m:t>+</m:t>
           </m:r>
           <m:r>
@@ -3942,20 +4654,23 @@
             <m:t>V</m:t>
           </m:r>
           <m:r>
+            <m:rPr>
+              <m:sty m:val="p"/>
+            </m:rPr>
             <m:t>.</m:t>
           </m:r>
         </m:oMath>
       </m:oMathPara>
     </w:p>
+    <w:bookmarkEnd w:id="28"/>
+    <w:bookmarkStart w:id="29" w:name="调理级同相求和放大器"/>
     <w:p>
       <w:pPr>
         <w:pStyle w:val="Heading2"/>
       </w:pPr>
-      <w:bookmarkStart w:id="30" w:name="调理级同相求和放大器"/>
       <w:r>
         <w:t xml:space="preserve">调理级（同相求和放大器）</w:t>
       </w:r>
-      <w:bookmarkEnd w:id="30"/>
     </w:p>
     <w:p>
       <w:pPr>
@@ -4033,6 +4748,9 @@
           </m:sub>
         </m:sSub>
         <m:r>
+          <m:rPr>
+            <m:sty m:val="p"/>
+          </m:rPr>
           <m:t>=</m:t>
         </m:r>
         <m:sSub>
@@ -4048,6 +4766,9 @@
           </m:sub>
         </m:sSub>
         <m:r>
+          <m:rPr>
+            <m:sty m:val="p"/>
+          </m:rPr>
           <m:t>=</m:t>
         </m:r>
         <m:r>
@@ -4075,7 +4796,7 @@
     </w:p>
     <w:p>
       <w:pPr>
-        <w:pStyle w:val="TextBody"/>
+        <w:pStyle w:val="BodyText"/>
       </w:pPr>
       <m:oMathPara>
         <m:oMathParaPr>
@@ -4090,11 +4811,17 @@
             </m:e>
             <m:sub>
               <m:r>
+                <m:rPr>
+                  <m:sty m:val="p"/>
+                </m:rPr>
                 <m:t>+</m:t>
               </m:r>
             </m:sub>
           </m:sSub>
           <m:r>
+            <m:rPr>
+              <m:sty m:val="p"/>
+            </m:rPr>
             <m:t>=</m:t>
           </m:r>
           <m:f>
@@ -4118,6 +4845,9 @@
                 </m:sub>
               </m:sSub>
               <m:r>
+                <m:rPr>
+                  <m:sty m:val="p"/>
+                </m:rPr>
                 <m:t>+</m:t>
               </m:r>
               <m:sSub>
@@ -4146,6 +4876,9 @@
             </m:den>
           </m:f>
           <m:r>
+            <m:rPr>
+              <m:sty m:val="p"/>
+            </m:rPr>
             <m:t>,</m:t>
           </m:r>
         </m:oMath>
@@ -4175,6 +4908,9 @@
           </m:sub>
         </m:sSub>
         <m:r>
+          <m:rPr>
+            <m:sty m:val="p"/>
+          </m:rPr>
           <m:t>=</m:t>
         </m:r>
         <m:sSub>
@@ -4190,6 +4926,9 @@
           </m:sub>
         </m:sSub>
         <m:r>
+          <m:rPr>
+            <m:sty m:val="p"/>
+          </m:rPr>
           <m:t>=</m:t>
         </m:r>
         <m:r>
@@ -4222,6 +4961,9 @@
           <m:t>1</m:t>
         </m:r>
         <m:r>
+          <m:rPr>
+            <m:sty m:val="p"/>
+          </m:rPr>
           <m:t>+</m:t>
         </m:r>
         <m:f>
@@ -4258,6 +5000,9 @@
           </m:den>
         </m:f>
         <m:r>
+          <m:rPr>
+            <m:sty m:val="p"/>
+          </m:rPr>
           <m:t>=</m:t>
         </m:r>
         <m:r>
@@ -4270,7 +5015,7 @@
     </w:p>
     <w:p>
       <w:pPr>
-        <w:pStyle w:val="TextBody"/>
+        <w:pStyle w:val="BodyText"/>
       </w:pPr>
       <m:oMathPara>
         <m:oMathParaPr>
@@ -4290,6 +5035,9 @@
             </m:sub>
           </m:sSub>
           <m:r>
+            <m:rPr>
+              <m:sty m:val="p"/>
+            </m:rPr>
             <m:t>=</m:t>
           </m:r>
           <m:r>
@@ -4303,11 +5051,17 @@
             </m:e>
             <m:sub>
               <m:r>
+                <m:rPr>
+                  <m:sty m:val="p"/>
+                </m:rPr>
                 <m:t>+</m:t>
               </m:r>
             </m:sub>
           </m:sSub>
           <m:r>
+            <m:rPr>
+              <m:sty m:val="p"/>
+            </m:rPr>
             <m:t>=</m:t>
           </m:r>
           <m:sSub>
@@ -4326,6 +5080,9 @@
             </m:sub>
           </m:sSub>
           <m:r>
+            <m:rPr>
+              <m:sty m:val="p"/>
+            </m:rPr>
             <m:t>+</m:t>
           </m:r>
           <m:sSub>
@@ -4347,6 +5104,9 @@
             </m:sub>
           </m:sSub>
           <m:r>
+            <m:rPr>
+              <m:sty m:val="p"/>
+            </m:rPr>
             <m:t>.</m:t>
           </m:r>
         </m:oMath>
@@ -4382,6 +5142,9 @@
           </m:sub>
         </m:sSub>
         <m:r>
+          <m:rPr>
+            <m:sty m:val="p"/>
+          </m:rPr>
           <m:t>=</m:t>
         </m:r>
         <m:r>
@@ -4434,6 +5197,9 @@
           <m:t>​</m:t>
         </m:r>
         <m:r>
+          <m:rPr>
+            <m:sty m:val="p"/>
+          </m:rPr>
           <m:t>:</m:t>
         </m:r>
         <m:r>
@@ -4453,29 +5219,77 @@
         <w:t xml:space="preserve"> </w:t>
       </w:r>
       <w:r>
-        <w:t xml:space="preserve">式 </w:t>
-      </w:r>
-      <w:hyperlink w:anchor="eq:vc">
-        <w:r>
-          <w:rPr>
-            <w:rStyle w:val="InternetLink"/>
-          </w:rPr>
-          <w:t xml:space="preserve">[eq:vc]</w:t>
-        </w:r>
-      </w:hyperlink>
+        <w:t xml:space="preserve">上式</w:t>
+      </w:r>
+      <w:r>
+        <w:t xml:space="preserve"> </w:t>
+      </w:r>
+      <m:oMath>
+        <m:sSub>
+          <m:e>
+            <m:r>
+              <m:t>V</m:t>
+            </m:r>
+          </m:e>
+          <m:sub>
+            <m:r>
+              <m:t>c</m:t>
+            </m:r>
+          </m:sub>
+        </m:sSub>
+        <m:r>
+          <m:rPr>
+            <m:sty m:val="p"/>
+          </m:rPr>
+          <m:t>=</m:t>
+        </m:r>
+        <m:sSub>
+          <m:e>
+            <m:r>
+              <m:t>V</m:t>
+            </m:r>
+          </m:e>
+          <m:sub>
+            <m:r>
+              <m:t>i</m:t>
+            </m:r>
+            <m:r>
+              <m:t>n</m:t>
+            </m:r>
+          </m:sub>
+        </m:sSub>
+        <m:r>
+          <m:rPr>
+            <m:sty m:val="p"/>
+          </m:rPr>
+          <m:t>+</m:t>
+        </m:r>
+        <m:r>
+          <m:t>0.25</m:t>
+        </m:r>
+        <m:r>
+          <m:t> </m:t>
+        </m:r>
+        <m:r>
+          <m:rPr>
+            <m:sty m:val="p"/>
+          </m:rPr>
+          <m:t>V</m:t>
+        </m:r>
+      </m:oMath>
       <w:r>
         <w:t xml:space="preserve">。</w:t>
       </w:r>
     </w:p>
+    <w:bookmarkEnd w:id="29"/>
+    <w:bookmarkStart w:id="33" w:name="电压电流转换级"/>
     <w:p>
       <w:pPr>
         <w:pStyle w:val="Heading2"/>
       </w:pPr>
-      <w:bookmarkStart w:id="31" w:name="电压电流转换级"/>
       <w:r>
         <w:t xml:space="preserve">电压/电流转换级</w:t>
       </w:r>
-      <w:bookmarkEnd w:id="31"/>
     </w:p>
     <w:p>
       <w:pPr>
@@ -4487,7 +5301,7 @@
       <w:hyperlink w:anchor="fig:vi">
         <w:r>
           <w:rPr>
-            <w:rStyle w:val="InternetLink"/>
+            <w:rStyle w:val="Hyperlink"/>
           </w:rPr>
           <w:t xml:space="preserve">1</w:t>
         </w:r>
@@ -4609,6 +5423,9 @@
       </w:r>
       <m:oMath>
         <m:r>
+          <m:rPr>
+            <m:sty m:val="p"/>
+          </m:rPr>
           <m:t>+</m:t>
         </m:r>
         <m:r>
@@ -4662,6 +5479,9 @@
           </m:sub>
         </m:sSub>
         <m:r>
+          <m:rPr>
+            <m:sty m:val="p"/>
+          </m:rPr>
           <m:t>=</m:t>
         </m:r>
         <m:sSub>
@@ -4683,7 +5503,7 @@
     </w:p>
     <w:p>
       <w:pPr>
-        <w:pStyle w:val="TextBody"/>
+        <w:pStyle w:val="BodyText"/>
       </w:pPr>
       <m:oMathPara>
         <m:oMathParaPr>
@@ -4709,6 +5529,9 @@
             </m:sub>
           </m:sSub>
           <m:r>
+            <m:rPr>
+              <m:sty m:val="p"/>
+            </m:rPr>
             <m:t>=</m:t>
           </m:r>
           <m:f>
@@ -4745,6 +5568,9 @@
             </m:den>
           </m:f>
           <m:r>
+            <m:rPr>
+              <m:sty m:val="p"/>
+            </m:rPr>
             <m:t>=</m:t>
           </m:r>
           <m:f>
@@ -4768,6 +5594,9 @@
                 </m:sub>
               </m:sSub>
               <m:r>
+                <m:rPr>
+                  <m:sty m:val="p"/>
+                </m:rPr>
                 <m:t>+</m:t>
               </m:r>
               <m:r>
@@ -4787,6 +5616,9 @@
             </m:den>
           </m:f>
           <m:r>
+            <m:rPr>
+              <m:sty m:val="p"/>
+            </m:rPr>
             <m:t>.</m:t>
           </m:r>
         </m:oMath>
@@ -4796,24 +5628,23 @@
       <w:pPr>
         <w:pStyle w:val="CaptionedFigure"/>
       </w:pPr>
-      <w:bookmarkStart w:id="33" w:name="fig:vi"/>
       <w:r>
         <w:drawing>
           <wp:inline>
-            <wp:extent cx="5270500" cy="2296092"/>
+            <wp:extent cx="5334000" cy="2323756"/>
             <wp:effectExtent b="0" l="0" r="0" t="0"/>
-            <wp:docPr descr="0 \sim 1 VDC 转 4 \sim 20 mA 电流输出电路原理图" title="" id="1" name="Picture"/>
+            <wp:docPr descr="" title="" id="31" name="Picture"/>
             <a:graphic>
               <a:graphicData uri="http://schemas.openxmlformats.org/drawingml/2006/picture">
                 <pic:pic>
                   <pic:nvPicPr>
-                    <pic:cNvPr descr="vi_circuit.png" id="0" name="Picture"/>
+                    <pic:cNvPr descr="vi_circuit.png" id="32" name="Picture"/>
                     <pic:cNvPicPr>
                       <a:picLocks noChangeArrowheads="1" noChangeAspect="1"/>
                     </pic:cNvPicPr>
                   </pic:nvPicPr>
                   <pic:blipFill>
-                    <a:blip r:embed="rId32"/>
+                    <a:blip r:embed="rId30"/>
                     <a:stretch>
                       <a:fillRect/>
                     </a:stretch>
@@ -4821,7 +5652,7 @@
                   <pic:spPr bwMode="auto">
                     <a:xfrm>
                       <a:off x="0" y="0"/>
-                      <a:ext cx="5270500" cy="2296092"/>
+                      <a:ext cx="5334000" cy="2323756"/>
                     </a:xfrm>
                     <a:prstGeom prst="rect">
                       <a:avLst/>
@@ -4839,7 +5670,6 @@
           </wp:inline>
         </w:drawing>
       </w:r>
-      <w:bookmarkEnd w:id="33"/>
     </w:p>
     <w:p>
       <w:pPr>
@@ -4850,6 +5680,9 @@
       </w:r>
       <m:oMath>
         <m:r>
+          <m:rPr>
+            <m:sty m:val="p"/>
+          </m:rPr>
           <m:t>∼</m:t>
         </m:r>
       </m:oMath>
@@ -4858,6 +5691,9 @@
       </w:r>
       <m:oMath>
         <m:r>
+          <m:rPr>
+            <m:sty m:val="p"/>
+          </m:rPr>
           <m:t>∼</m:t>
         </m:r>
       </m:oMath>
@@ -4865,15 +5701,15 @@
         <w:t xml:space="preserve"> 20 mA 电流输出电路原理图</w:t>
       </w:r>
     </w:p>
+    <w:bookmarkEnd w:id="33"/>
+    <w:bookmarkStart w:id="35" w:name="转换关系验证"/>
     <w:p>
       <w:pPr>
         <w:pStyle w:val="Heading2"/>
       </w:pPr>
-      <w:bookmarkStart w:id="34" w:name="转换关系验证"/>
       <w:r>
         <w:t xml:space="preserve">转换关系验证</w:t>
       </w:r>
-      <w:bookmarkEnd w:id="34"/>
     </w:p>
     <w:p>
       <w:pPr>
@@ -4885,7 +5721,7 @@
       <w:hyperlink w:anchor="tab:vi">
         <w:r>
           <w:rPr>
-            <w:rStyle w:val="InternetLink"/>
+            <w:rStyle w:val="Hyperlink"/>
           </w:rPr>
           <w:t xml:space="preserve">1</w:t>
         </w:r>
@@ -4904,6 +5740,9 @@
           <m:t>​</m:t>
         </m:r>
         <m:r>
+          <m:rPr>
+            <m:sty m:val="p"/>
+          </m:rPr>
           <m:t>∼</m:t>
         </m:r>
         <m:r>
@@ -4932,7 +5771,7 @@
         <w:t xml:space="preserve">，且线性。</w:t>
       </w:r>
     </w:p>
-    <w:bookmarkStart w:id="35" w:name="tab:vi"/>
+    <w:bookmarkStart w:id="34" w:name="tab:vi"/>
     <w:p>
       <w:pPr>
         <w:pStyle w:val="TableCaption"/>
@@ -4944,22 +5783,25 @@
     <w:tbl>
       <w:tblPr>
         <w:tblStyle w:val="Table"/>
-        <w:tblW w:type="pct" w:w="0.0"/>
-        <w:tblLook w:firstRow="1"/>
+        <w:tblW w:type="auto" w:w="0"/>
+        <w:tblLook w:firstRow="1" w:lastRow="0" w:firstColumn="0" w:lastColumn="0" w:noHBand="0" w:noVBand="0" w:val="0020"/>
+        <w:jc w:val="start"/>
         <w:tblCaption w:val="输入电压与输出电流对照"/>
       </w:tblPr>
-      <w:tblGrid/>
+      <w:tblGrid>
+        <w:gridCol w:w="1320"/>
+        <w:gridCol w:w="1320"/>
+        <w:gridCol w:w="1320"/>
+        <w:gridCol w:w="1320"/>
+        <w:gridCol w:w="1320"/>
+        <w:gridCol w:w="1320"/>
+      </w:tblGrid>
       <w:tr>
         <w:trPr>
-          <w:cnfStyle w:firstRow="1"/>
+          <w:tblHeader w:val="true"/>
         </w:trPr>
         <w:tc>
-          <w:tcPr>
-            <w:tcBorders>
-              <w:bottom w:val="single"/>
-            </w:tcBorders>
-            <w:vAlign w:val="bottom"/>
-          </w:tcPr>
+          <w:tcPr/>
           <w:p>
             <w:pPr>
               <w:pStyle w:val="Compact"/>
@@ -4991,12 +5833,7 @@
           </w:p>
         </w:tc>
         <w:tc>
-          <w:tcPr>
-            <w:tcBorders>
-              <w:bottom w:val="single"/>
-            </w:tcBorders>
-            <w:vAlign w:val="bottom"/>
-          </w:tcPr>
+          <w:tcPr/>
           <w:p>
             <w:pPr>
               <w:pStyle w:val="Compact"/>
@@ -5008,12 +5845,7 @@
           </w:p>
         </w:tc>
         <w:tc>
-          <w:tcPr>
-            <w:tcBorders>
-              <w:bottom w:val="single"/>
-            </w:tcBorders>
-            <w:vAlign w:val="bottom"/>
-          </w:tcPr>
+          <w:tcPr/>
           <w:p>
             <w:pPr>
               <w:pStyle w:val="Compact"/>
@@ -5025,12 +5857,7 @@
           </w:p>
         </w:tc>
         <w:tc>
-          <w:tcPr>
-            <w:tcBorders>
-              <w:bottom w:val="single"/>
-            </w:tcBorders>
-            <w:vAlign w:val="bottom"/>
-          </w:tcPr>
+          <w:tcPr/>
           <w:p>
             <w:pPr>
               <w:pStyle w:val="Compact"/>
@@ -5042,12 +5869,7 @@
           </w:p>
         </w:tc>
         <w:tc>
-          <w:tcPr>
-            <w:tcBorders>
-              <w:bottom w:val="single"/>
-            </w:tcBorders>
-            <w:vAlign w:val="bottom"/>
-          </w:tcPr>
+          <w:tcPr/>
           <w:p>
             <w:pPr>
               <w:pStyle w:val="Compact"/>
@@ -5059,12 +5881,7 @@
           </w:p>
         </w:tc>
         <w:tc>
-          <w:tcPr>
-            <w:tcBorders>
-              <w:bottom w:val="single"/>
-            </w:tcBorders>
-            <w:vAlign w:val="bottom"/>
-          </w:tcPr>
+          <w:tcPr/>
           <w:p>
             <w:pPr>
               <w:pStyle w:val="Compact"/>
@@ -5078,6 +5895,7 @@
       </w:tr>
       <w:tr>
         <w:tc>
+          <w:tcPr/>
           <w:p>
             <w:pPr>
               <w:pStyle w:val="Compact"/>
@@ -5097,6 +5915,9 @@
                 </m:sub>
               </m:sSub>
               <m:r>
+                <m:rPr>
+                  <m:sty m:val="p"/>
+                </m:rPr>
                 <m:t>=</m:t>
               </m:r>
               <m:sSub>
@@ -5115,6 +5936,9 @@
                 </m:sub>
               </m:sSub>
               <m:r>
+                <m:rPr>
+                  <m:sty m:val="p"/>
+                </m:rPr>
                 <m:t>+</m:t>
               </m:r>
               <m:r>
@@ -5130,6 +5954,7 @@
           </w:p>
         </w:tc>
         <w:tc>
+          <w:tcPr/>
           <w:p>
             <w:pPr>
               <w:pStyle w:val="Compact"/>
@@ -5141,6 +5966,7 @@
           </w:p>
         </w:tc>
         <w:tc>
+          <w:tcPr/>
           <w:p>
             <w:pPr>
               <w:pStyle w:val="Compact"/>
@@ -5152,6 +5978,7 @@
           </w:p>
         </w:tc>
         <w:tc>
+          <w:tcPr/>
           <w:p>
             <w:pPr>
               <w:pStyle w:val="Compact"/>
@@ -5163,6 +5990,7 @@
           </w:p>
         </w:tc>
         <w:tc>
+          <w:tcPr/>
           <w:p>
             <w:pPr>
               <w:pStyle w:val="Compact"/>
@@ -5174,6 +6002,7 @@
           </w:p>
         </w:tc>
         <w:tc>
+          <w:tcPr/>
           <w:p>
             <w:pPr>
               <w:pStyle w:val="Compact"/>
@@ -5187,6 +6016,7 @@
       </w:tr>
       <w:tr>
         <w:tc>
+          <w:tcPr/>
           <w:p>
             <w:pPr>
               <w:pStyle w:val="Compact"/>
@@ -5212,6 +6042,9 @@
                 </m:sub>
               </m:sSub>
               <m:r>
+                <m:rPr>
+                  <m:sty m:val="p"/>
+                </m:rPr>
                 <m:t>=</m:t>
               </m:r>
               <m:sSub>
@@ -5227,6 +6060,9 @@
                 </m:sub>
               </m:sSub>
               <m:r>
+                <m:rPr>
+                  <m:sty m:val="p"/>
+                </m:rPr>
                 <m:t>/</m:t>
               </m:r>
               <m:r>
@@ -5248,6 +6084,7 @@
           </w:p>
         </w:tc>
         <w:tc>
+          <w:tcPr/>
           <w:p>
             <w:pPr>
               <w:pStyle w:val="Compact"/>
@@ -5259,6 +6096,7 @@
           </w:p>
         </w:tc>
         <w:tc>
+          <w:tcPr/>
           <w:p>
             <w:pPr>
               <w:pStyle w:val="Compact"/>
@@ -5270,6 +6108,7 @@
           </w:p>
         </w:tc>
         <w:tc>
+          <w:tcPr/>
           <w:p>
             <w:pPr>
               <w:pStyle w:val="Compact"/>
@@ -5281,6 +6120,7 @@
           </w:p>
         </w:tc>
         <w:tc>
+          <w:tcPr/>
           <w:p>
             <w:pPr>
               <w:pStyle w:val="Compact"/>
@@ -5292,6 +6132,7 @@
           </w:p>
         </w:tc>
         <w:tc>
+          <w:tcPr/>
           <w:p>
             <w:pPr>
               <w:pStyle w:val="Compact"/>
@@ -5304,16 +6145,16 @@
         </w:tc>
       </w:tr>
     </w:tbl>
+    <w:bookmarkEnd w:id="34"/>
     <w:bookmarkEnd w:id="35"/>
+    <w:bookmarkStart w:id="36" w:name="元件选型与注意事项"/>
     <w:p>
       <w:pPr>
         <w:pStyle w:val="Heading2"/>
       </w:pPr>
-      <w:bookmarkStart w:id="36" w:name="元件选型与注意事项"/>
       <w:r>
         <w:t xml:space="preserve">元件选型与注意事项</w:t>
       </w:r>
-      <w:bookmarkEnd w:id="36"/>
     </w:p>
     <w:p>
       <w:pPr>
@@ -5324,6 +6165,7 @@
       </w:pPr>
       <w:r>
         <w:rPr>
+          <w:bCs/>
           <w:b/>
         </w:rPr>
         <w:t xml:space="preserve">运放</w:t>
@@ -5336,6 +6178,9 @@
       </w:r>
       <m:oMath>
         <m:r>
+          <m:rPr>
+            <m:sty m:val="p"/>
+          </m:rPr>
           <m:t>+</m:t>
         </m:r>
         <m:r>
@@ -5367,6 +6212,7 @@
       </w:pPr>
       <w:r>
         <w:rPr>
+          <w:bCs/>
           <w:b/>
         </w:rPr>
         <w:t xml:space="preserve">调整管</w:t>
@@ -5404,12 +6250,14 @@
       </w:pPr>
       <w:r>
         <w:rPr>
+          <w:bCs/>
           <w:b/>
         </w:rPr>
         <w:t xml:space="preserve">取样电阻</w:t>
       </w:r>
       <w:r>
         <w:rPr>
+          <w:bCs/>
           <w:b/>
         </w:rPr>
         <w:t xml:space="preserve"> </w:t>
@@ -5439,6 +6287,9 @@
           <m:t>0.1</m:t>
         </m:r>
         <m:r>
+          <m:rPr>
+            <m:sty m:val="p"/>
+          </m:rPr>
           <m:t>%</m:t>
         </m:r>
       </m:oMath>
@@ -5488,6 +6339,9 @@
           </m:sub>
         </m:sSub>
         <m:r>
+          <m:rPr>
+            <m:sty m:val="p"/>
+          </m:rPr>
           <m:t>≈</m:t>
         </m:r>
         <m:r>
@@ -5518,6 +6372,9 @@
           </m:sup>
         </m:sSup>
         <m:r>
+          <m:rPr>
+            <m:sty m:val="p"/>
+          </m:rPr>
           <m:t>×</m:t>
         </m:r>
         <m:r>
@@ -5530,6 +6387,9 @@
           <m:t>Ω</m:t>
         </m:r>
         <m:r>
+          <m:rPr>
+            <m:sty m:val="p"/>
+          </m:rPr>
           <m:t>≈</m:t>
         </m:r>
         <m:r>
@@ -5564,6 +6424,7 @@
       </w:pPr>
       <w:r>
         <w:rPr>
+          <w:bCs/>
           <w:b/>
         </w:rPr>
         <w:t xml:space="preserve">基准源</w:t>
@@ -5607,6 +6468,7 @@
       </w:pPr>
       <w:r>
         <w:rPr>
+          <w:bCs/>
           <w:b/>
         </w:rPr>
         <w:t xml:space="preserve">供电与负载能力（顺从电压）</w:t>
@@ -5622,6 +6484,9 @@
           <m:t>​</m:t>
         </m:r>
         <m:r>
+          <m:rPr>
+            <m:sty m:val="p"/>
+          </m:rPr>
           <m:t>∼</m:t>
         </m:r>
         <m:r>
@@ -5657,6 +6522,9 @@
       </w:r>
       <m:oMath>
         <m:r>
+          <m:rPr>
+            <m:sty m:val="p"/>
+          </m:rPr>
           <m:t>+</m:t>
         </m:r>
         <m:r>
@@ -5724,6 +6592,9 @@
           <m:t>V</m:t>
         </m:r>
         <m:r>
+          <m:rPr>
+            <m:sty m:val="p"/>
+          </m:rPr>
           <m:t>≥</m:t>
         </m:r>
         <m:sSub>
@@ -5757,6 +6628,9 @@
           </m:sub>
         </m:sSub>
         <m:r>
+          <m:rPr>
+            <m:sty m:val="p"/>
+          </m:rPr>
           <m:t>+</m:t>
         </m:r>
         <m:sSub>
@@ -5781,6 +6655,9 @@
           </m:sub>
         </m:sSub>
         <m:r>
+          <m:rPr>
+            <m:sty m:val="p"/>
+          </m:rPr>
           <m:t>+</m:t>
         </m:r>
         <m:sSub>
@@ -5796,19 +6673,22 @@
             <m:r>
               <m:t>S</m:t>
             </m:r>
-            <m:r>
-              <m:t>(</m:t>
-            </m:r>
-            <m:r>
-              <m:rPr>
-                <m:nor/>
-                <m:sty m:val="p"/>
-              </m:rPr>
-              <m:t>min</m:t>
-            </m:r>
-            <m:r>
-              <m:t>)</m:t>
-            </m:r>
+            <m:d>
+              <m:dPr>
+                <m:begChr m:val="("/>
+                <m:endChr m:val=")"/>
+                <m:sepChr m:val=""/>
+                <m:grow/>
+              </m:dPr>
+              <m:e>
+                <m:r>
+                  <m:rPr>
+                    <m:sty m:val="p"/>
+                  </m:rPr>
+                  <m:t>min</m:t>
+                </m:r>
+              </m:e>
+            </m:d>
           </m:sub>
         </m:sSub>
       </m:oMath>
@@ -5830,11 +6710,13 @@
               <m:t>L</m:t>
             </m:r>
             <m:r>
+              <m:rPr>
+                <m:sty m:val="p"/>
+              </m:rPr>
               <m:t>,</m:t>
             </m:r>
             <m:r>
               <m:rPr>
-                <m:nor/>
                 <m:sty m:val="p"/>
               </m:rPr>
               <m:t>max</m:t>
@@ -5842,6 +6724,9 @@
           </m:sub>
         </m:sSub>
         <m:r>
+          <m:rPr>
+            <m:sty m:val="p"/>
+          </m:rPr>
           <m:t>≈</m:t>
         </m:r>
         <m:f>
@@ -5853,12 +6738,18 @@
               <m:t>24</m:t>
             </m:r>
             <m:r>
+              <m:rPr>
+                <m:sty m:val="p"/>
+              </m:rPr>
               <m:t>−</m:t>
             </m:r>
             <m:r>
               <m:t>1.25</m:t>
             </m:r>
             <m:r>
+              <m:rPr>
+                <m:sty m:val="p"/>
+              </m:rPr>
               <m:t>−</m:t>
             </m:r>
             <m:sSub>
@@ -5874,19 +6765,22 @@
                 <m:r>
                   <m:t>S</m:t>
                 </m:r>
-                <m:r>
-                  <m:t>(</m:t>
-                </m:r>
-                <m:r>
-                  <m:rPr>
-                    <m:nor/>
-                    <m:sty m:val="p"/>
-                  </m:rPr>
-                  <m:t>min</m:t>
-                </m:r>
-                <m:r>
-                  <m:t>)</m:t>
-                </m:r>
+                <m:d>
+                  <m:dPr>
+                    <m:begChr m:val="("/>
+                    <m:endChr m:val=")"/>
+                    <m:sepChr m:val=""/>
+                    <m:grow/>
+                  </m:dPr>
+                  <m:e>
+                    <m:r>
+                      <m:rPr>
+                        <m:sty m:val="p"/>
+                      </m:rPr>
+                      <m:t>min</m:t>
+                    </m:r>
+                  </m:e>
+                </m:d>
               </m:sub>
             </m:sSub>
           </m:num>
@@ -5912,6 +6806,9 @@
           </m:den>
         </m:f>
         <m:r>
+          <m:rPr>
+            <m:sty m:val="p"/>
+          </m:rPr>
           <m:t>≈</m:t>
         </m:r>
         <m:r>
@@ -5943,6 +6840,7 @@
       </w:pPr>
       <w:r>
         <w:rPr>
+          <w:bCs/>
           <w:b/>
         </w:rPr>
         <w:t xml:space="preserve">保护</w:t>
@@ -5960,6 +6858,7 @@
       </w:pPr>
       <w:r>
         <w:rPr>
+          <w:bCs/>
           <w:b/>
         </w:rPr>
         <w:t xml:space="preserve">集成方案</w:t>
@@ -5984,6 +6883,9 @@
           <m:t>​</m:t>
         </m:r>
         <m:r>
+          <m:rPr>
+            <m:sty m:val="p"/>
+          </m:rPr>
           <m:t>∼</m:t>
         </m:r>
         <m:r>
@@ -6002,6 +6904,9 @@
           <m:t>V</m:t>
         </m:r>
         <m:r>
+          <m:rPr>
+            <m:sty m:val="p"/>
+          </m:rPr>
           <m:t>→</m:t>
         </m:r>
         <m:r>
@@ -6011,6 +6916,9 @@
           <m:t>​</m:t>
         </m:r>
         <m:r>
+          <m:rPr>
+            <m:sty m:val="p"/>
+          </m:rPr>
           <m:t>∼</m:t>
         </m:r>
         <m:r>
@@ -6042,15 +6950,9 @@
         <w:t xml:space="preserve">转换，精度与稳定性更高。</w:t>
       </w:r>
     </w:p>
-    <w:sectPr>
-      <w:type w:val="nextPage"/>
-      <w:pgSz w:w="11906" w:h="16838"/>
-      <w:pgMar w:left="1800" w:right="1800" w:gutter="0" w:header="0" w:top="1440" w:footer="0" w:bottom="1440"/>
-      <w:pgNumType w:fmt="decimal"/>
-      <w:formProt w:val="false"/>
-      <w:textDirection w:val="lrTb"/>
-      <w:docGrid w:type="lines" w:linePitch="312" w:charSpace="0"/>
-    </w:sectPr>
+    <w:bookmarkEnd w:id="36"/>
+    <w:bookmarkEnd w:id="37"/>
+    <w:sectPr/>
   </w:body>
 </w:document>
 </file>
@@ -6079,152 +6981,16 @@
 </file>
 
 <file path=word/numbering.xml><?xml version="1.0" encoding="utf-8"?>
-<w:numbering xmlns:w="http://schemas.openxmlformats.org/wordprocessingml/2006/main" xmlns:o="urn:schemas-microsoft-com:office:office" xmlns:r="http://schemas.openxmlformats.org/officeDocument/2006/relationships" xmlns:v="urn:schemas-microsoft-com:vml" xmlns:mc="http://schemas.openxmlformats.org/markup-compatibility/2006" xmlns:w14="http://schemas.microsoft.com/office/word/2010/wordml" mc:Ignorable="w14">
-  <w:abstractNum w:abstractNumId="1">
-    <w:lvl w:ilvl="0">
-      <w:start w:val="1"/>
-      <w:numFmt w:val="decimal"/>
-      <w:lvlText w:val="%1)"/>
-      <w:lvlJc w:val="start"/>
-      <w:pPr>
-        <w:tabs>
-          <w:tab w:val="num" w:pos="360"/>
-        </w:tabs>
-        <w:ind w:start="360" w:hanging="360"/>
-      </w:pPr>
-    </w:lvl>
-  </w:abstractNum>
-  <w:abstractNum w:abstractNumId="2">
-    <w:lvl w:ilvl="0">
-      <w:start w:val="1"/>
-      <w:numFmt w:val="none"/>
-      <w:suff w:val="nothing"/>
-      <w:lvlText w:val=""/>
-      <w:lvlJc w:val="start"/>
-      <w:pPr>
-        <w:tabs>
-          <w:tab w:val="num" w:pos="0"/>
-        </w:tabs>
-        <w:ind w:start="0" w:hanging="0"/>
-      </w:pPr>
-    </w:lvl>
-    <w:lvl w:ilvl="1">
-      <w:start w:val="1"/>
-      <w:numFmt w:val="none"/>
-      <w:suff w:val="nothing"/>
-      <w:lvlText w:val=""/>
-      <w:lvlJc w:val="start"/>
-      <w:pPr>
-        <w:tabs>
-          <w:tab w:val="num" w:pos="0"/>
-        </w:tabs>
-        <w:ind w:start="0" w:hanging="0"/>
-      </w:pPr>
-    </w:lvl>
-    <w:lvl w:ilvl="2">
-      <w:start w:val="1"/>
-      <w:numFmt w:val="none"/>
-      <w:suff w:val="nothing"/>
-      <w:lvlText w:val=""/>
-      <w:lvlJc w:val="start"/>
-      <w:pPr>
-        <w:tabs>
-          <w:tab w:val="num" w:pos="0"/>
-        </w:tabs>
-        <w:ind w:start="0" w:hanging="0"/>
-      </w:pPr>
-    </w:lvl>
-    <w:lvl w:ilvl="3">
-      <w:start w:val="1"/>
-      <w:numFmt w:val="none"/>
-      <w:suff w:val="nothing"/>
-      <w:lvlText w:val=""/>
-      <w:lvlJc w:val="start"/>
-      <w:pPr>
-        <w:tabs>
-          <w:tab w:val="num" w:pos="0"/>
-        </w:tabs>
-        <w:ind w:start="0" w:hanging="0"/>
-      </w:pPr>
-    </w:lvl>
-    <w:lvl w:ilvl="4">
-      <w:start w:val="1"/>
-      <w:numFmt w:val="none"/>
-      <w:suff w:val="nothing"/>
-      <w:lvlText w:val=""/>
-      <w:lvlJc w:val="start"/>
-      <w:pPr>
-        <w:tabs>
-          <w:tab w:val="num" w:pos="0"/>
-        </w:tabs>
-        <w:ind w:start="0" w:hanging="0"/>
-      </w:pPr>
-    </w:lvl>
-    <w:lvl w:ilvl="5">
-      <w:start w:val="1"/>
-      <w:numFmt w:val="none"/>
-      <w:suff w:val="nothing"/>
-      <w:lvlText w:val=""/>
-      <w:lvlJc w:val="start"/>
-      <w:pPr>
-        <w:tabs>
-          <w:tab w:val="num" w:pos="0"/>
-        </w:tabs>
-        <w:ind w:start="0" w:hanging="0"/>
-      </w:pPr>
-    </w:lvl>
-    <w:lvl w:ilvl="6">
-      <w:start w:val="1"/>
-      <w:numFmt w:val="none"/>
-      <w:suff w:val="nothing"/>
-      <w:lvlText w:val=""/>
-      <w:lvlJc w:val="start"/>
-      <w:pPr>
-        <w:tabs>
-          <w:tab w:val="num" w:pos="0"/>
-        </w:tabs>
-        <w:ind w:start="0" w:hanging="0"/>
-      </w:pPr>
-    </w:lvl>
-    <w:lvl w:ilvl="7">
-      <w:start w:val="1"/>
-      <w:numFmt w:val="none"/>
-      <w:suff w:val="nothing"/>
-      <w:lvlText w:val=""/>
-      <w:lvlJc w:val="start"/>
-      <w:pPr>
-        <w:tabs>
-          <w:tab w:val="num" w:pos="0"/>
-        </w:tabs>
-        <w:ind w:start="0" w:hanging="0"/>
-      </w:pPr>
-    </w:lvl>
-    <w:lvl w:ilvl="8">
-      <w:start w:val="1"/>
-      <w:numFmt w:val="none"/>
-      <w:suff w:val="nothing"/>
-      <w:lvlText w:val=""/>
-      <w:lvlJc w:val="start"/>
-      <w:pPr>
-        <w:tabs>
-          <w:tab w:val="num" w:pos="0"/>
-        </w:tabs>
-        <w:ind w:start="0" w:hanging="0"/>
-      </w:pPr>
-    </w:lvl>
-  </w:abstractNum>
+<w:numbering xmlns:w="http://schemas.openxmlformats.org/wordprocessingml/2006/main">
   <w:abstractNum w:abstractNumId="990">
-    <w:nsid w:val="2c1ae401"/>
+    <w:nsid w:val="A990"/>
     <w:multiLevelType w:val="multilevel"/>
     <w:lvl w:ilvl="0">
       <w:numFmt w:val="bullet"/>
       <w:lvlText w:val=" "/>
       <w:lvlJc w:val="left"/>
       <w:pPr>
-        <w:tabs>
-          <w:tab w:val="num" w:pos="0"/>
-        </w:tabs>
-        <w:ind w:left="480" w:hanging="480"/>
+        <w:ind w:left="720" w:hanging="480"/>
       </w:pPr>
     </w:lvl>
     <w:lvl w:ilvl="1">
@@ -6232,10 +6998,7 @@
       <w:lvlText w:val=" "/>
       <w:lvlJc w:val="left"/>
       <w:pPr>
-        <w:tabs>
-          <w:tab w:val="num" w:pos="720"/>
-        </w:tabs>
-        <w:ind w:left="1200" w:hanging="480"/>
+        <w:ind w:left="1440" w:hanging="480"/>
       </w:pPr>
     </w:lvl>
     <w:lvl w:ilvl="2">
@@ -6243,10 +7006,7 @@
       <w:lvlText w:val=" "/>
       <w:lvlJc w:val="left"/>
       <w:pPr>
-        <w:tabs>
-          <w:tab w:val="num" w:pos="1440"/>
-        </w:tabs>
-        <w:ind w:left="1920" w:hanging="480"/>
+        <w:ind w:left="2160" w:hanging="480"/>
       </w:pPr>
     </w:lvl>
     <w:lvl w:ilvl="3">
@@ -6254,10 +7014,7 @@
       <w:lvlText w:val=" "/>
       <w:lvlJc w:val="left"/>
       <w:pPr>
-        <w:tabs>
-          <w:tab w:val="num" w:pos="2160"/>
-        </w:tabs>
-        <w:ind w:left="2640" w:hanging="480"/>
+        <w:ind w:left="2880" w:hanging="480"/>
       </w:pPr>
     </w:lvl>
     <w:lvl w:ilvl="4">
@@ -6265,10 +7022,7 @@
       <w:lvlText w:val=" "/>
       <w:lvlJc w:val="left"/>
       <w:pPr>
-        <w:tabs>
-          <w:tab w:val="num" w:pos="2880"/>
-        </w:tabs>
-        <w:ind w:left="3360" w:hanging="480"/>
+        <w:ind w:left="3600" w:hanging="480"/>
       </w:pPr>
     </w:lvl>
     <w:lvl w:ilvl="5">
@@ -6276,10 +7030,7 @@
       <w:lvlText w:val=" "/>
       <w:lvlJc w:val="left"/>
       <w:pPr>
-        <w:tabs>
-          <w:tab w:val="num" w:pos="3600"/>
-        </w:tabs>
-        <w:ind w:left="4080" w:hanging="480"/>
+        <w:ind w:left="4320" w:hanging="480"/>
       </w:pPr>
     </w:lvl>
     <w:lvl w:ilvl="6">
@@ -6287,10 +7038,7 @@
       <w:lvlText w:val=" "/>
       <w:lvlJc w:val="left"/>
       <w:pPr>
-        <w:tabs>
-          <w:tab w:val="num" w:pos="4320"/>
-        </w:tabs>
-        <w:ind w:left="4800" w:hanging="480"/>
+        <w:ind w:left="5040" w:hanging="480"/>
       </w:pPr>
     </w:lvl>
     <w:lvl w:ilvl="7">
@@ -6298,10 +7046,7 @@
       <w:lvlText w:val=" "/>
       <w:lvlJc w:val="left"/>
       <w:pPr>
-        <w:tabs>
-          <w:tab w:val="num" w:pos="5040"/>
-        </w:tabs>
-        <w:ind w:left="5520" w:hanging="480"/>
+        <w:ind w:left="5760" w:hanging="480"/>
       </w:pPr>
     </w:lvl>
     <w:lvl w:ilvl="8">
@@ -6309,15 +7054,12 @@
       <w:lvlText w:val=" "/>
       <w:lvlJc w:val="left"/>
       <w:pPr>
-        <w:tabs>
-          <w:tab w:val="num" w:pos="5760"/>
-        </w:tabs>
-        <w:ind w:left="6240" w:hanging="480"/>
+        <w:ind w:left="6480" w:hanging="480"/>
       </w:pPr>
     </w:lvl>
   </w:abstractNum>
   <w:abstractNum w:abstractNumId="99201">
-    <w:nsid w:val="ea454b4c"/>
+    <w:nsid w:val="A99201"/>
     <w:multiLevelType w:val="multilevel"/>
     <w:lvl w:ilvl="0">
       <w:start w:val="1"/>
@@ -6325,10 +7067,7 @@
       <w:lvlText w:val="%1."/>
       <w:lvlJc w:val="left"/>
       <w:pPr>
-        <w:tabs>
-          <w:tab w:val="num" w:pos="0"/>
-        </w:tabs>
-        <w:ind w:left="480" w:hanging="480"/>
+        <w:ind w:left="720" w:hanging="480"/>
       </w:pPr>
     </w:lvl>
     <w:lvl w:ilvl="1">
@@ -6337,10 +7076,7 @@
       <w:lvlText w:val="%2."/>
       <w:lvlJc w:val="left"/>
       <w:pPr>
-        <w:tabs>
-          <w:tab w:val="num" w:pos="720"/>
-        </w:tabs>
-        <w:ind w:left="1200" w:hanging="480"/>
+        <w:ind w:left="1440" w:hanging="480"/>
       </w:pPr>
     </w:lvl>
     <w:lvl w:ilvl="2">
@@ -6349,10 +7085,7 @@
       <w:lvlText w:val="%3."/>
       <w:lvlJc w:val="left"/>
       <w:pPr>
-        <w:tabs>
-          <w:tab w:val="num" w:pos="1440"/>
-        </w:tabs>
-        <w:ind w:left="1920" w:hanging="480"/>
+        <w:ind w:left="2160" w:hanging="480"/>
       </w:pPr>
     </w:lvl>
     <w:lvl w:ilvl="3">
@@ -6361,10 +7094,7 @@
       <w:lvlText w:val="%4."/>
       <w:lvlJc w:val="left"/>
       <w:pPr>
-        <w:tabs>
-          <w:tab w:val="num" w:pos="2160"/>
-        </w:tabs>
-        <w:ind w:left="2640" w:hanging="480"/>
+        <w:ind w:left="2880" w:hanging="480"/>
       </w:pPr>
     </w:lvl>
     <w:lvl w:ilvl="4">
@@ -6373,10 +7103,7 @@
       <w:lvlText w:val="%5."/>
       <w:lvlJc w:val="left"/>
       <w:pPr>
-        <w:tabs>
-          <w:tab w:val="num" w:pos="2880"/>
-        </w:tabs>
-        <w:ind w:left="3360" w:hanging="480"/>
+        <w:ind w:left="3600" w:hanging="480"/>
       </w:pPr>
     </w:lvl>
     <w:lvl w:ilvl="5">
@@ -6385,10 +7112,7 @@
       <w:lvlText w:val="%6."/>
       <w:lvlJc w:val="left"/>
       <w:pPr>
-        <w:tabs>
-          <w:tab w:val="num" w:pos="3600"/>
-        </w:tabs>
-        <w:ind w:left="4080" w:hanging="480"/>
+        <w:ind w:left="4320" w:hanging="480"/>
       </w:pPr>
     </w:lvl>
     <w:lvl w:ilvl="6">
@@ -6397,10 +7121,7 @@
       <w:lvlText w:val="%7."/>
       <w:lvlJc w:val="left"/>
       <w:pPr>
-        <w:tabs>
-          <w:tab w:val="num" w:pos="4320"/>
-        </w:tabs>
-        <w:ind w:left="4800" w:hanging="480"/>
+        <w:ind w:left="5040" w:hanging="480"/>
       </w:pPr>
     </w:lvl>
     <w:lvl w:ilvl="7">
@@ -6409,10 +7130,7 @@
       <w:lvlText w:val="%8."/>
       <w:lvlJc w:val="left"/>
       <w:pPr>
-        <w:tabs>
-          <w:tab w:val="num" w:pos="5040"/>
-        </w:tabs>
-        <w:ind w:left="5520" w:hanging="480"/>
+        <w:ind w:left="5760" w:hanging="480"/>
       </w:pPr>
     </w:lvl>
     <w:lvl w:ilvl="8">
@@ -6421,19 +7139,10 @@
       <w:lvlText w:val="%9."/>
       <w:lvlJc w:val="left"/>
       <w:pPr>
-        <w:tabs>
-          <w:tab w:val="num" w:pos="5760"/>
-        </w:tabs>
-        <w:ind w:left="6240" w:hanging="480"/>
+        <w:ind w:left="6480" w:hanging="480"/>
       </w:pPr>
     </w:lvl>
   </w:abstractNum>
-  <w:num w:numId="1">
-    <w:abstractNumId w:val="1"/>
-  </w:num>
-  <w:num w:numId="2">
-    <w:abstractNumId w:val="2"/>
-  </w:num>
   <w:num w:numId="1000">
     <w:abstractNumId w:val="990"/>
   </w:num>
@@ -6501,268 +7210,502 @@
 </file>
 
 <file path=word/styles.xml><?xml version="1.0" encoding="utf-8"?>
-<w:styles xmlns:w="http://schemas.openxmlformats.org/wordprocessingml/2006/main" xmlns:w14="http://schemas.microsoft.com/office/word/2010/wordml" xmlns:mc="http://schemas.openxmlformats.org/markup-compatibility/2006" mc:Ignorable="w14">
+<w:styles xmlns:r="http://schemas.openxmlformats.org/officeDocument/2006/relationships" xmlns:w="http://schemas.openxmlformats.org/wordprocessingml/2006/main">
   <w:docDefaults>
     <w:rPrDefault>
       <w:rPr>
-        <w:rFonts w:ascii="Liberation Serif" w:hAnsi="Liberation Serif" w:eastAsia="WenQuanYi Zen Hei" w:cs="FreeSans"/>
+        <w:rFonts w:asciiTheme="minorHAnsi" w:cstheme="minorBidi" w:eastAsiaTheme="minorHAnsi" w:hAnsiTheme="minorHAnsi"/>
         <w:sz w:val="24"/>
         <w:szCs w:val="24"/>
-        <w:lang w:val="en-US" w:eastAsia="zh-CN" w:bidi="hi-IN"/>
+        <w:lang w:bidi="ar-SA" w:eastAsia="en-US" w:val="en-US"/>
       </w:rPr>
     </w:rPrDefault>
     <w:pPrDefault>
       <w:pPr>
-        <w:suppressAutoHyphens w:val="true"/>
+        <w:spacing w:after="200"/>
       </w:pPr>
     </w:pPrDefault>
   </w:docDefaults>
-  <w:style w:type="paragraph" w:styleId="Normal">
+  <w:latentStyles w:count="276" w:defLockedState="0" w:defQFormat="0" w:defSemiHidden="0" w:defUIPriority="0" w:defUnhideWhenUsed="0"/>
+  <w:style w:default="1" w:styleId="Normal" w:type="paragraph">
     <w:name w:val="Normal"/>
     <w:qFormat/>
+  </w:style>
+  <w:style w:styleId="BodyText" w:type="paragraph">
+    <w:name w:val="Body Text"/>
+    <w:basedOn w:val="Normal"/>
+    <w:link w:val="BodyTextChar"/>
     <w:pPr>
-      <w:widowControl w:val="false"/>
-      <w:bidi w:val="0"/>
-      <w:jc w:val="both"/>
+      <w:spacing w:after="180" w:before="180"/>
+    </w:pPr>
+    <w:qFormat/>
+  </w:style>
+  <w:style w:customStyle="1" w:styleId="FirstParagraph" w:type="paragraph">
+    <w:name w:val="First Paragraph"/>
+    <w:basedOn w:val="BodyText"/>
+    <w:next w:val="BodyText"/>
+    <w:qFormat/>
+  </w:style>
+  <w:style w:customStyle="1" w:styleId="Compact" w:type="paragraph">
+    <w:name w:val="Compact"/>
+    <w:basedOn w:val="BodyText"/>
+    <w:qFormat/>
+    <w:pPr>
+      <w:spacing w:after="36" w:before="36"/>
+    </w:pPr>
+  </w:style>
+  <w:style w:styleId="Title" w:type="paragraph">
+    <w:name w:val="Title"/>
+    <w:basedOn w:val="Normal"/>
+    <w:next w:val="BodyText"/>
+    <w:qFormat/>
+    <w:pPr>
+      <w:keepNext/>
+      <w:keepLines/>
+      <w:spacing w:after="240" w:before="480"/>
+      <w:jc w:val="center"/>
     </w:pPr>
     <w:rPr>
-      <w:rFonts w:ascii="Times New Roman" w:hAnsi="Times New Roman" w:eastAsia="宋体;SimSun" w:cs="Times New Roman"/>
-      <w:color w:val="auto"/>
-      <w:kern w:val="2"/>
-      <w:sz w:val="21"/>
-      <w:szCs w:val="24"/>
-      <w:lang w:val="en-US" w:eastAsia="zh-CN" w:bidi="ar-SA"/>
+      <w:rFonts w:asciiTheme="majorHAnsi" w:cstheme="majorBidi" w:eastAsiaTheme="majorEastAsia" w:hAnsiTheme="majorHAnsi"/>
+      <w:b/>
+      <w:bCs/>
+      <w:color w:themeColor="accent1" w:themeShade="B5" w:val="345A8A"/>
+      <w:sz w:val="36"/>
+      <w:szCs w:val="36"/>
     </w:rPr>
   </w:style>
-  <w:style w:type="character" w:styleId="WW8Num1z0">
-    <w:name w:val="WW8Num1z0"/>
+  <w:style w:styleId="Subtitle" w:type="paragraph">
+    <w:name w:val="Subtitle"/>
+    <w:basedOn w:val="Title"/>
+    <w:next w:val="BodyText"/>
     <w:qFormat/>
+    <w:pPr>
+      <w:keepNext/>
+      <w:keepLines/>
+      <w:spacing w:after="240" w:before="240"/>
+      <w:jc w:val="center"/>
+    </w:pPr>
+    <w:rPr>
+      <w:sz w:val="30"/>
+      <w:szCs w:val="30"/>
+    </w:rPr>
+  </w:style>
+  <w:style w:customStyle="1" w:styleId="Author" w:type="paragraph">
+    <w:name w:val="Author"/>
+    <w:next w:val="BodyText"/>
+    <w:qFormat/>
+    <w:pPr>
+      <w:keepNext/>
+      <w:keepLines/>
+      <w:jc w:val="center"/>
+    </w:pPr>
+  </w:style>
+  <w:style w:styleId="Date" w:type="paragraph">
+    <w:name w:val="Date"/>
+    <w:next w:val="BodyText"/>
+    <w:qFormat/>
+    <w:pPr>
+      <w:keepNext/>
+      <w:keepLines/>
+      <w:jc w:val="center"/>
+    </w:pPr>
+  </w:style>
+  <w:style w:customStyle="1" w:styleId="AbstractTitle" w:type="paragraph">
+    <w:name w:val="Abstract Title"/>
+    <w:basedOn w:val="Normal"/>
+    <w:next w:val="Abstract"/>
+    <w:qFormat/>
+    <w:pPr>
+      <w:keepNext/>
+      <w:keepLines/>
+      <w:jc w:val="center"/>
+      <w:spacing w:after="0" w:before="300"/>
+    </w:pPr>
+    <w:rPr>
+      <w:sz w:val="20"/>
+      <w:szCs w:val="20"/>
+      <w:b/>
+      <w:color w:val="345A8A"/>
+      &gt;
+    </w:rPr>
+  </w:style>
+  <w:style w:customStyle="1" w:styleId="Abstract" w:type="paragraph">
+    <w:name w:val="Abstract"/>
+    <w:basedOn w:val="Normal"/>
+    <w:next w:val="BodyText"/>
+    <w:qFormat/>
+    <w:pPr>
+      <w:keepNext/>
+      <w:keepLines/>
+      <w:spacing w:after="300" w:before="100"/>
+    </w:pPr>
+    <w:rPr>
+      <w:sz w:val="20"/>
+      <w:szCs w:val="20"/>
+    </w:rPr>
+  </w:style>
+  <w:style w:styleId="Bibliography" w:type="paragraph">
+    <w:name w:val="Bibliography"/>
+    <w:basedOn w:val="Normal"/>
+    <w:next w:val="Bibliography"/>
+    <w:qFormat/>
+    <w:pPr/>
     <w:rPr/>
   </w:style>
-  <w:style w:type="character" w:styleId="WW8Num4z0">
-    <w:name w:val="WW8Num4z0"/>
+  <w:style w:styleId="Heading1" w:type="paragraph">
+    <w:name w:val="Heading 1"/>
+    <w:basedOn w:val="Normal"/>
+    <w:next w:val="BodyText"/>
+    <w:uiPriority w:val="9"/>
     <w:qFormat/>
-    <w:rPr/>
-  </w:style>
-  <w:style w:type="character" w:styleId="WW8Num6z0">
-    <w:name w:val="WW8Num6z0"/>
-    <w:qFormat/>
-    <w:rPr/>
-  </w:style>
-  <w:style w:type="character" w:styleId="Style14">
-    <w:name w:val="默认段落字体"/>
-    <w:qFormat/>
-    <w:rPr/>
-  </w:style>
-  <w:style w:type="character" w:styleId="InternetLink">
-    <w:name w:val="Hyperlink"/>
+    <w:pPr>
+      <w:keepNext/>
+      <w:keepLines/>
+      <w:spacing w:after="0" w:before="480"/>
+      <w:outlineLvl w:val="0"/>
+    </w:pPr>
     <w:rPr>
-      <w:color w:val="0000FF"/>
-      <w:u w:val="single"/>
+      <w:rFonts w:asciiTheme="majorHAnsi" w:cstheme="majorBidi" w:eastAsiaTheme="majorEastAsia" w:hAnsiTheme="majorHAnsi"/>
+      <w:b/>
+      <w:bCs/>
+      <w:color w:themeColor="accent1" w:val="4F81BD"/>
+      <w:sz w:val="32"/>
+      <w:szCs w:val="32"/>
     </w:rPr>
   </w:style>
-  <w:style w:type="character" w:styleId="Style15">
-    <w:name w:val="页眉 字符"/>
-    <w:qFormat/>
-    <w:rPr>
-      <w:kern w:val="2"/>
-      <w:sz w:val="18"/>
-      <w:szCs w:val="18"/>
-    </w:rPr>
-  </w:style>
-  <w:style w:type="character" w:styleId="Style16">
-    <w:name w:val="页脚 字符"/>
-    <w:qFormat/>
-    <w:rPr>
-      <w:kern w:val="2"/>
-      <w:sz w:val="18"/>
-      <w:szCs w:val="18"/>
-    </w:rPr>
-  </w:style>
-  <w:style w:type="paragraph" w:styleId="Heading">
-    <w:name w:val="Heading"/>
+  <w:style w:styleId="Heading2" w:type="paragraph">
+    <w:name w:val="Heading 2"/>
     <w:basedOn w:val="Normal"/>
-    <w:next w:val="TextBody"/>
+    <w:next w:val="BodyText"/>
+    <w:uiPriority w:val="9"/>
+    <w:unhideWhenUsed/>
     <w:qFormat/>
     <w:pPr>
-      <w:keepNext w:val="true"/>
-      <w:spacing w:before="240" w:after="120"/>
+      <w:keepNext/>
+      <w:keepLines/>
+      <w:spacing w:after="0" w:before="200"/>
+      <w:outlineLvl w:val="1"/>
     </w:pPr>
     <w:rPr>
-      <w:rFonts w:ascii="Liberation Sans" w:hAnsi="Liberation Sans" w:eastAsia="WenQuanYi Zen Hei" w:cs="FreeSans"/>
+      <w:rFonts w:asciiTheme="majorHAnsi" w:cstheme="majorBidi" w:eastAsiaTheme="majorEastAsia" w:hAnsiTheme="majorHAnsi"/>
+      <w:b/>
+      <w:bCs/>
+      <w:color w:themeColor="accent1" w:val="4F81BD"/>
       <w:sz w:val="28"/>
       <w:szCs w:val="28"/>
     </w:rPr>
   </w:style>
-  <w:style w:type="paragraph" w:styleId="TextBody">
-    <w:name w:val="Body Text"/>
+  <w:style w:styleId="Heading3" w:type="paragraph">
+    <w:name w:val="Heading 3"/>
     <w:basedOn w:val="Normal"/>
-    <w:pPr>
-      <w:spacing w:lineRule="auto" w:line="276" w:before="0" w:after="140"/>
-    </w:pPr>
-    <w:rPr/>
-  </w:style>
-  <w:style w:type="paragraph" w:styleId="List">
-    <w:name w:val="List"/>
-    <w:basedOn w:val="TextBody"/>
-    <w:pPr/>
-    <w:rPr>
-      <w:rFonts w:cs="FreeSans"/>
-    </w:rPr>
-  </w:style>
-  <w:style w:type="paragraph" w:styleId="Caption">
-    <w:name w:val="Caption"/>
-    <w:basedOn w:val="Normal"/>
+    <w:next w:val="BodyText"/>
+    <w:uiPriority w:val="9"/>
+    <w:unhideWhenUsed/>
     <w:qFormat/>
     <w:pPr>
-      <w:suppressLineNumbers/>
-      <w:spacing w:before="120" w:after="120"/>
+      <w:keepNext/>
+      <w:keepLines/>
+      <w:spacing w:after="0" w:before="200"/>
+      <w:outlineLvl w:val="2"/>
     </w:pPr>
     <w:rPr>
-      <w:rFonts w:cs="FreeSans"/>
-      <w:i/>
-      <w:iCs/>
+      <w:rFonts w:asciiTheme="majorHAnsi" w:cstheme="majorBidi" w:eastAsiaTheme="majorEastAsia" w:hAnsiTheme="majorHAnsi"/>
+      <w:b/>
+      <w:bCs/>
+      <w:color w:themeColor="accent1" w:val="4F81BD"/>
       <w:sz w:val="24"/>
       <w:szCs w:val="24"/>
     </w:rPr>
   </w:style>
-  <w:style w:type="paragraph" w:styleId="Index">
-    <w:name w:val="Index"/>
+  <w:style w:styleId="Heading4" w:type="paragraph">
+    <w:name w:val="Heading 4"/>
     <w:basedOn w:val="Normal"/>
+    <w:next w:val="BodyText"/>
+    <w:uiPriority w:val="9"/>
+    <w:unhideWhenUsed/>
     <w:qFormat/>
     <w:pPr>
-      <w:suppressLineNumbers/>
+      <w:keepNext/>
+      <w:keepLines/>
+      <w:spacing w:after="0" w:before="200"/>
+      <w:outlineLvl w:val="3"/>
     </w:pPr>
     <w:rPr>
-      <w:rFonts w:cs="FreeSans"/>
+      <w:rFonts w:asciiTheme="majorHAnsi" w:cstheme="majorBidi" w:eastAsiaTheme="majorEastAsia" w:hAnsiTheme="majorHAnsi"/>
+      <w:i/>
+      <w:bCs/>
+      <w:color w:themeColor="accent1" w:val="4F81BD"/>
+      <w:sz w:val="24"/>
+      <w:szCs w:val="24"/>
     </w:rPr>
   </w:style>
-  <w:style w:type="paragraph" w:styleId="Style17">
-    <w:name w:val="批注框文本"/>
+  <w:style w:styleId="Heading5" w:type="paragraph">
+    <w:name w:val="Heading 5"/>
     <w:basedOn w:val="Normal"/>
+    <w:next w:val="BodyText"/>
+    <w:uiPriority w:val="9"/>
+    <w:unhideWhenUsed/>
     <w:qFormat/>
-    <w:pPr/>
+    <w:pPr>
+      <w:keepNext/>
+      <w:keepLines/>
+      <w:spacing w:after="0" w:before="200"/>
+      <w:outlineLvl w:val="4"/>
+    </w:pPr>
     <w:rPr>
-      <w:sz w:val="18"/>
-      <w:szCs w:val="18"/>
+      <w:rFonts w:asciiTheme="majorHAnsi" w:cstheme="majorBidi" w:eastAsiaTheme="majorEastAsia" w:hAnsiTheme="majorHAnsi"/>
+      <w:iCs/>
+      <w:color w:themeColor="accent1" w:val="4F81BD"/>
+      <w:sz w:val="24"/>
+      <w:szCs w:val="24"/>
     </w:rPr>
   </w:style>
-  <w:style w:type="paragraph" w:styleId="HeaderandFooter">
-    <w:name w:val="Header and Footer"/>
+  <w:style w:styleId="Heading6" w:type="paragraph">
+    <w:name w:val="Heading 6"/>
     <w:basedOn w:val="Normal"/>
+    <w:next w:val="BodyText"/>
+    <w:uiPriority w:val="9"/>
+    <w:unhideWhenUsed/>
     <w:qFormat/>
     <w:pPr>
-      <w:suppressLineNumbers/>
-      <w:tabs>
-        <w:tab w:val="clear" w:pos="420"/>
-        <w:tab w:val="center" w:pos="4819" w:leader="none"/>
-        <w:tab w:val="right" w:pos="9638" w:leader="none"/>
-      </w:tabs>
-    </w:pPr>
-    <w:rPr/>
-  </w:style>
-  <w:style w:type="paragraph" w:styleId="Header">
-    <w:name w:val="Header"/>
-    <w:basedOn w:val="Normal"/>
-    <w:pPr>
-      <w:tabs>
-        <w:tab w:val="clear" w:pos="420"/>
-        <w:tab w:val="center" w:pos="4153" w:leader="none"/>
-        <w:tab w:val="right" w:pos="8306" w:leader="none"/>
-      </w:tabs>
-      <w:snapToGrid w:val="false"/>
-      <w:jc w:val="center"/>
+      <w:keepNext/>
+      <w:keepLines/>
+      <w:spacing w:after="0" w:before="200"/>
+      <w:outlineLvl w:val="5"/>
     </w:pPr>
     <w:rPr>
-      <w:sz w:val="18"/>
-      <w:szCs w:val="18"/>
+      <w:rFonts w:asciiTheme="majorHAnsi" w:cstheme="majorBidi" w:eastAsiaTheme="majorEastAsia" w:hAnsiTheme="majorHAnsi"/>
+      <w:color w:themeColor="accent1" w:val="4F81BD"/>
+      <w:sz w:val="24"/>
+      <w:szCs w:val="24"/>
     </w:rPr>
   </w:style>
-  <w:style w:type="paragraph" w:styleId="Footer">
-    <w:name w:val="Footer"/>
+  <w:style w:styleId="Heading7" w:type="paragraph">
+    <w:name w:val="Heading 7"/>
     <w:basedOn w:val="Normal"/>
+    <w:next w:val="BodyText"/>
+    <w:uiPriority w:val="9"/>
+    <w:unhideWhenUsed/>
+    <w:qFormat/>
     <w:pPr>
-      <w:tabs>
-        <w:tab w:val="clear" w:pos="420"/>
-        <w:tab w:val="center" w:pos="4153" w:leader="none"/>
-        <w:tab w:val="right" w:pos="8306" w:leader="none"/>
-      </w:tabs>
-      <w:snapToGrid w:val="false"/>
-      <w:jc w:val="start"/>
+      <w:keepNext/>
+      <w:keepLines/>
+      <w:spacing w:after="0" w:before="200"/>
+      <w:outlineLvl w:val="6"/>
     </w:pPr>
     <w:rPr>
-      <w:sz w:val="18"/>
-      <w:szCs w:val="18"/>
+      <w:rFonts w:asciiTheme="majorHAnsi" w:cstheme="majorBidi" w:eastAsiaTheme="majorEastAsia" w:hAnsiTheme="majorHAnsi"/>
+      <w:color w:themeColor="accent1" w:val="4F81BD"/>
+      <w:sz w:val="24"/>
+      <w:szCs w:val="24"/>
     </w:rPr>
   </w:style>
-  <w:style w:type="paragraph" w:styleId="Style18">
-    <w:name w:val="列表段落"/>
+  <w:style w:styleId="Heading8" w:type="paragraph">
+    <w:name w:val="Heading 8"/>
     <w:basedOn w:val="Normal"/>
+    <w:next w:val="BodyText"/>
+    <w:uiPriority w:val="9"/>
+    <w:unhideWhenUsed/>
     <w:qFormat/>
     <w:pPr>
-      <w:widowControl/>
-      <w:ind w:firstLine="420"/>
-      <w:jc w:val="start"/>
+      <w:keepNext/>
+      <w:keepLines/>
+      <w:spacing w:after="0" w:before="200"/>
+      <w:outlineLvl w:val="7"/>
     </w:pPr>
     <w:rPr>
-      <w:rFonts w:ascii="宋体;SimSun" w:hAnsi="宋体;SimSun" w:cs="宋体;SimSun"/>
-      <w:kern w:val="0"/>
+      <w:rFonts w:asciiTheme="majorHAnsi" w:cstheme="majorBidi" w:eastAsiaTheme="majorEastAsia" w:hAnsiTheme="majorHAnsi"/>
+      <w:color w:themeColor="accent1" w:val="4F81BD"/>
       <w:sz w:val="24"/>
+      <w:szCs w:val="24"/>
     </w:rPr>
   </w:style>
-  <w:style w:type="paragraph" w:styleId="TableContents">
-    <w:name w:val="Table Contents"/>
+  <w:style w:styleId="Heading9" w:type="paragraph">
+    <w:name w:val="Heading 9"/>
     <w:basedOn w:val="Normal"/>
+    <w:next w:val="BodyText"/>
+    <w:uiPriority w:val="9"/>
+    <w:unhideWhenUsed/>
     <w:qFormat/>
     <w:pPr>
-      <w:widowControl w:val="false"/>
-      <w:suppressLineNumbers/>
+      <w:keepNext/>
+      <w:keepLines/>
+      <w:spacing w:after="0" w:before="200"/>
+      <w:outlineLvl w:val="8"/>
     </w:pPr>
-    <w:rPr/>
+    <w:rPr>
+      <w:rFonts w:asciiTheme="majorHAnsi" w:cstheme="majorBidi" w:eastAsiaTheme="majorEastAsia" w:hAnsiTheme="majorHAnsi"/>
+      <w:color w:themeColor="accent1" w:val="4F81BD"/>
+      <w:sz w:val="24"/>
+      <w:szCs w:val="24"/>
+    </w:rPr>
   </w:style>
-  <w:style w:type="paragraph" w:styleId="TableHeading">
-    <w:name w:val="Table Heading"/>
-    <w:basedOn w:val="TableContents"/>
+  <w:style w:styleId="BlockText" w:type="paragraph">
+    <w:name w:val="Block Text"/>
+    <w:basedOn w:val="BodyText"/>
+    <w:next w:val="BodyText"/>
+    <w:uiPriority w:val="9"/>
+    <w:unhideWhenUsed/>
     <w:qFormat/>
     <w:pPr>
-      <w:suppressLineNumbers/>
-      <w:jc w:val="center"/>
+      <w:spacing w:after="100" w:before="100"/>
+      <w:ind w:firstLine="0" w:left="480" w:right="480"/>
+    </w:pPr>
+  </w:style>
+  <w:style w:styleId="FootnoteText" w:type="paragraph">
+    <w:name w:val="Footnote Text"/>
+    <w:basedOn w:val="Normal"/>
+    <w:next w:val="FootnoteText"/>
+    <w:uiPriority w:val="9"/>
+    <w:unhideWhenUsed/>
+    <w:qFormat/>
+  </w:style>
+  <w:style w:styleId="FootnoteBlockText" w:type="paragraph">
+    <w:name w:val="Footnote Block Text"/>
+    <w:basedOn w:val="Footnote Text"/>
+    <w:next w:val="Footnote Text"/>
+    <w:uiPriority w:val="9"/>
+    <w:unhideWhenUsed/>
+    <w:qFormat/>
+    <w:pPr>
+      <w:spacing w:after="100" w:before="100"/>
+      <w:ind w:firstLine="0" w:left="480" w:right="480"/>
+    </w:pPr>
+  </w:style>
+  <w:style w:default="1" w:styleId="DefaultParagraphFont" w:type="character">
+    <w:name w:val="Default Paragraph Font"/>
+    <w:semiHidden/>
+    <w:unhideWhenUsed/>
+  </w:style>
+  <w:style w:default="1" w:styleId="Table" w:type="table">
+    <w:name w:val="Table"/>
+    <w:basedOn w:val="TableNormal"/>
+    <w:semiHidden/>
+    <w:unhideWhenUsed/>
+    <w:qFormat/>
+    <w:tblPr>
+      <w:tblInd w:type="dxa" w:w="0"/>
+      <w:tblCellMar>
+        <w:top w:type="dxa" w:w="0"/>
+        <w:left w:type="dxa" w:w="108"/>
+        <w:bottom w:type="dxa" w:w="0"/>
+        <w:right w:type="dxa" w:w="108"/>
+      </w:tblCellMar>
+    </w:tblPr>
+    <w:tblStylePr w:type="firstRow">
+      <w:tblPr>
+        <w:jc w:val="left"/>
+        <w:tblInd w:type="dxa" w:w="0"/>
+      </w:tblPr>
+      <w:trPr>
+        <w:jc w:val="left"/>
+      </w:trPr>
+      <w:tcPr>
+        <w:vAlign w:val="bottom"/>
+        <w:tcBorders>
+          <w:bottom w:val="single"/>
+        </w:tcBorders>
+      </w:tcPr>
+    </w:tblStylePr>
+  </w:style>
+  <w:style w:customStyle="1" w:styleId="DefinitionTerm" w:type="paragraph">
+    <w:name w:val="Definition Term"/>
+    <w:basedOn w:val="Normal"/>
+    <w:next w:val="Definition"/>
+    <w:pPr>
+      <w:keepNext/>
+      <w:keepLines/>
+      <w:spacing w:after="0"/>
     </w:pPr>
     <w:rPr>
       <w:b/>
-      <w:bCs/>
     </w:rPr>
   </w:style>
-  <w:style w:type="paragraph" w:styleId="FrameContents">
-    <w:name w:val="Frame Contents"/>
+  <w:style w:customStyle="1" w:styleId="Definition" w:type="paragraph">
+    <w:name w:val="Definition"/>
     <w:basedOn w:val="Normal"/>
+  </w:style>
+  <w:style w:styleId="Caption" w:type="paragraph">
+    <w:name w:val="Caption"/>
+    <w:basedOn w:val="Normal"/>
+    <w:link w:val="BodyTextChar"/>
+    <w:pPr>
+      <w:spacing w:after="120" w:before="0"/>
+    </w:pPr>
+    <w:rPr>
+      <w:i/>
+    </w:rPr>
+  </w:style>
+  <w:style w:customStyle="1" w:styleId="TableCaption" w:type="paragraph">
+    <w:name w:val="Table Caption"/>
+    <w:basedOn w:val="Caption"/>
+    <w:pPr>
+      <w:keepNext/>
+    </w:pPr>
+  </w:style>
+  <w:style w:customStyle="1" w:styleId="ImageCaption" w:type="paragraph">
+    <w:name w:val="Image Caption"/>
+    <w:basedOn w:val="Caption"/>
+  </w:style>
+  <w:style w:customStyle="1" w:styleId="Figure" w:type="paragraph">
+    <w:name w:val="Figure"/>
+    <w:basedOn w:val="Normal"/>
+  </w:style>
+  <w:style w:customStyle="1" w:styleId="CaptionedFigure" w:type="paragraph">
+    <w:name w:val="Captioned Figure"/>
+    <w:basedOn w:val="Figure"/>
+    <w:pPr>
+      <w:keepNext/>
+    </w:pPr>
+  </w:style>
+  <w:style w:customStyle="1" w:styleId="BodyTextChar" w:type="character">
+    <w:name w:val="Body Text Char"/>
+    <w:basedOn w:val="DefaultParagraphFont"/>
+    <w:link w:val="BodyText"/>
+  </w:style>
+  <w:style w:customStyle="1" w:styleId="VerbatimChar" w:type="character">
+    <w:name w:val="Verbatim Char"/>
+    <w:basedOn w:val="BodyTextChar"/>
+    <w:rPr>
+      <w:rFonts w:ascii="Consolas" w:hAnsi="Consolas"/>
+      <w:sz w:val="22"/>
+    </w:rPr>
+  </w:style>
+  <w:style w:customStyle="1" w:styleId="SectionNumber" w:type="character">
+    <w:name w:val="Section Number"/>
+    <w:basedOn w:val="BodyTextChar"/>
+  </w:style>
+  <w:style w:styleId="FootnoteReference" w:type="character">
+    <w:name w:val="Footnote Reference"/>
+    <w:basedOn w:val="BodyTextChar"/>
+    <w:rPr>
+      <w:vertAlign w:val="superscript"/>
+    </w:rPr>
+  </w:style>
+  <w:style w:styleId="Hyperlink" w:type="character">
+    <w:name w:val="Hyperlink"/>
+    <w:basedOn w:val="BodyTextChar"/>
+    <w:rPr>
+      <w:color w:themeColor="accent1" w:val="4F81BD"/>
+    </w:rPr>
+  </w:style>
+  <w:style w:styleId="TOCHeading" w:type="paragraph">
+    <w:name w:val="TOC Heading"/>
+    <w:basedOn w:val="Heading1"/>
+    <w:next w:val="BodyText"/>
+    <w:uiPriority w:val="39"/>
+    <w:unhideWhenUsed/>
     <w:qFormat/>
-    <w:pPr/>
-    <w:rPr/>
-  </w:style>
-  <w:style w:type="numbering" w:styleId="WW8Num1">
-    <w:name w:val="WW8Num1"/>
-    <w:qFormat/>
-  </w:style>
-  <w:style w:type="numbering" w:styleId="WW8Num2">
-    <w:name w:val="WW8Num2"/>
-    <w:qFormat/>
-  </w:style>
-  <w:style w:type="numbering" w:styleId="WW8Num3">
-    <w:name w:val="WW8Num3"/>
-    <w:qFormat/>
-  </w:style>
-  <w:style w:type="numbering" w:styleId="WW8Num4">
-    <w:name w:val="WW8Num4"/>
-    <w:qFormat/>
-  </w:style>
-  <w:style w:type="numbering" w:styleId="WW8Num5">
-    <w:name w:val="WW8Num5"/>
-    <w:qFormat/>
-  </w:style>
-  <w:style w:type="numbering" w:styleId="WW8Num6">
-    <w:name w:val="WW8Num6"/>
-    <w:qFormat/>
+    <w:pPr>
+      <w:spacing w:before="240" w:line="259" w:lineRule="auto"/>
+      <w:outlineLvl w:val="9"/>
+    </w:pPr>
+    <w:rPr>
+      <w:rFonts w:asciiTheme="majorHAnsi" w:cstheme="majorBidi" w:eastAsiaTheme="majorEastAsia" w:hAnsiTheme="majorHAnsi"/>
+      <w:b w:val="0"/>
+      <w:bCs w:val="0"/>
+      <w:color w:themeColor="accent1" w:themeShade="BF" w:val="365F91"/>
+    </w:rPr>
   </w:style>
   <w:style w:type="paragraph" w:customStyle="1" w:styleId="SourceCode">
     <w:name w:val="Source Code"/>
@@ -6853,7 +7796,10 @@
   <w:style w:type="character" w:customStyle="1" w:styleId="ImportTok">
     <w:name w:val="ImportTok"/>
     <w:basedOn w:val="VerbatimChar"/>
-    <w:rPr/>
+    <w:rPr>
+      <w:color w:val="008000"/>
+      <w:b/>
+    </w:rPr>
   </w:style>
   <w:style w:type="character" w:customStyle="1" w:styleId="CommentTok">
     <w:name w:val="CommentTok"/>
@@ -6928,7 +7874,9 @@
   <w:style w:type="character" w:customStyle="1" w:styleId="BuiltInTok">
     <w:name w:val="BuiltInTok"/>
     <w:basedOn w:val="VerbatimChar"/>
-    <w:rPr/>
+    <w:rPr>
+      <w:color w:val="008000"/>
+    </w:rPr>
   </w:style>
   <w:style w:type="character" w:customStyle="1" w:styleId="ExtensionTok">
     <w:name w:val="ExtensionTok"/>

--- a/homework/第四周作业.docx
+++ b/homework/第四周作业.docx
@@ -24,104 +24,56 @@
         <w:t xml:space="preserve">第四周作业</w:t>
       </w:r>
     </w:p>
-    <w:tbl>
-      <w:tblPr>
-        <w:tblStyle w:val="Table"/>
-        <w:tblW w:type="auto" w:w="0"/>
-        <w:tblLook w:firstRow="0" w:lastRow="0" w:firstColumn="0" w:lastColumn="0" w:noHBand="0" w:noVBand="0" w:val="0000"/>
-        <w:jc w:val="start"/>
-      </w:tblPr>
-      <w:tblGrid>
-        <w:gridCol w:w="1980"/>
-        <w:gridCol w:w="1980"/>
-        <w:gridCol w:w="1980"/>
-        <w:gridCol w:w="1980"/>
-      </w:tblGrid>
-      <w:tr>
-        <w:tc>
-          <w:tcPr/>
-          <w:p>
-            <w:pPr>
-              <w:pStyle w:val="Compact"/>
-              <w:jc w:val="left"/>
-            </w:pPr>
-            <w:r>
-              <w:t xml:space="preserve">姓名：</w:t>
-            </w:r>
-          </w:p>
-        </w:tc>
-        <w:tc>
-          <w:tcPr/>
-          <w:p>
-            <w:pPr>
-              <w:pStyle w:val="Compact"/>
-            </w:pPr>
-          </w:p>
-        </w:tc>
-        <w:tc>
-          <w:tcPr/>
-          <w:p>
-            <w:pPr>
-              <w:pStyle w:val="Compact"/>
-              <w:jc w:val="left"/>
-            </w:pPr>
-            <w:r>
-              <w:t xml:space="preserve">学号：</w:t>
-            </w:r>
-          </w:p>
-        </w:tc>
-        <w:tc>
-          <w:tcPr/>
-          <w:p>
-            <w:pPr>
-              <w:pStyle w:val="Compact"/>
-            </w:pPr>
-          </w:p>
-        </w:tc>
-      </w:tr>
-      <w:tr>
-        <w:tc>
-          <w:tcPr/>
-          <w:p>
-            <w:pPr>
-              <w:pStyle w:val="Compact"/>
-              <w:jc w:val="left"/>
-            </w:pPr>
-            <w:r>
-              <w:t xml:space="preserve">专业：</w:t>
-            </w:r>
-          </w:p>
-        </w:tc>
-        <w:tc>
-          <w:tcPr/>
-          <w:p>
-            <w:pPr>
-              <w:pStyle w:val="Compact"/>
-            </w:pPr>
-          </w:p>
-        </w:tc>
-        <w:tc>
-          <w:tcPr/>
-          <w:p>
-            <w:pPr>
-              <w:pStyle w:val="Compact"/>
-              <w:jc w:val="left"/>
-            </w:pPr>
-            <w:r>
-              <w:t xml:space="preserve">指导教师：</w:t>
-            </w:r>
-          </w:p>
-        </w:tc>
-        <w:tc>
-          <w:tcPr/>
-          <w:p>
-            <w:pPr>
-              <w:pStyle w:val="Compact"/>
-            </w:pPr>
-          </w:p>
-        </w:tc>
-      </w:tr>
-    </w:tbl>
+    <w:p>
+      <w:pPr>
+        <w:pStyle w:val="FirstParagraph"/>
+      </w:pPr>
+      <w:r>
+        <w:t xml:space="preserve">姓名：</w:t>
+      </w:r>
+      <w:r>
+        <w:rPr>
+          <w:u w:val="single"/>
+        </w:rPr>
+        <w:t xml:space="preserve"> 刘峻豪 </w:t>
+      </w:r>
+      <w:r>
+        <w:t xml:space="preserve"> </w:t>
+      </w:r>
+      <w:r>
+        <w:t xml:space="preserve">学号：</w:t>
+      </w:r>
+      <w:r>
+        <w:rPr>
+          <w:u w:val="single"/>
+        </w:rPr>
+        <w:t xml:space="preserve"> 3230105220 </w:t>
+      </w:r>
+      <w:r>
+        <w:br/>
+      </w:r>
+      <w:r>
+        <w:t xml:space="preserve">专业：</w:t>
+      </w:r>
+      <w:r>
+        <w:rPr>
+          <w:u w:val="single"/>
+        </w:rPr>
+        <w:t xml:space="preserve"> 自动化 </w:t>
+      </w:r>
+      <w:r>
+        <w:t xml:space="preserve"> </w:t>
+      </w:r>
+      <w:r>
+        <w:t xml:space="preserve">指导教师：</w:t>
+      </w:r>
+      <w:r>
+        <w:rPr>
+          <w:u w:val="single"/>
+        </w:rPr>
+        <w:t xml:space="preserve"> 喻洁 </w:t>
+      </w:r>
+    </w:p>
     <w:p>
       <w:r>
         <w:pict>
